--- a/atividades/oraculo-ck/documentacao-oraculo-ck.docx
+++ b/atividades/oraculo-ck/documentacao-oraculo-ck.docx
@@ -1787,7 +1787,7 @@
                 <w:sz w:val="19"/>
                 <w:szCs w:val="19"/>
               </w:rPr>
-              <w:t xml:space="preserve">11 arquivos: 1 HTML, 4 folhas de estilo e 7 módulos JavaScript.</w:t>
+              <w:t xml:space="preserve">12 arquivos: 1 HTML, 4 folhas de estilo e 7 módulos JavaScript.</w:t>
             </w:r>
           </w:p>
         </w:tc>

--- a/atividades/oraculo-ck/documentacao-oraculo-ck.docx
+++ b/atividades/oraculo-ck/documentacao-oraculo-ck.docx
@@ -3229,7 +3229,7 @@
                 <w:sz w:val="19"/>
                 <w:szCs w:val="19"/>
               </w:rPr>
-              <w:t xml:space="preserve">Chamada HTTP à API, tempo limite, cancelamento, fila de modelos e tradução de erros. Também o provedor de demonstração.</w:t>
+              <w:t xml:space="preserve">Chamada HTTP à API, tempo limite, cancelamento, descoberta de modelos, fila de reserva e tradução de erros. Também o provedor de demonstração.</w:t>
             </w:r>
           </w:p>
         </w:tc>
@@ -4214,6 +4214,267 @@
         <w:br w:type="page"/>
       </w:r>
     </w:p>
+    <w:p>
+      <w:pPr>
+        <w:pStyle w:val="Heading2"/>
+        <w:spacing w:after="120" w:before="260"/>
+      </w:pPr>
+      <w:r>
+        <w:rPr>
+          <w:b/>
+          <w:bCs/>
+          <w:color w:val="12B57C"/>
+          <w:sz w:val="24"/>
+          <w:szCs w:val="24"/>
+        </w:rPr>
+        <w:t xml:space="preserve">2.6 Como a aplicação sobrevive à troca de modelos</w:t>
+      </w:r>
+    </w:p>
+    <w:p>
+      <w:pPr>
+        <w:spacing w:after="120" w:before="0" w:line="276"/>
+      </w:pPr>
+      <w:r>
+        <w:rPr>
+          <w:color w:val="12241D"/>
+          <w:sz w:val="21"/>
+          <w:szCs w:val="21"/>
+        </w:rPr>
+        <w:t xml:space="preserve">Nomes de modelo de IA têm prazo de validade. O "gemini-2.5-flash" de hoje pode ser aposentado no mês que vem, e uma aplicação que confie numa lista fixa simplesmente para de funcionar — provavelmente no dia da apresentação. Resolvemos isso não confiando em lista nenhuma.</w:t>
+      </w:r>
+    </w:p>
+    <w:p>
+      <w:pPr>
+        <w:pStyle w:val="ListParagraph"/>
+        <w:numPr>
+          <w:ilvl w:val="0"/>
+          <w:numId w:val="3"/>
+        </w:numPr>
+        <w:spacing w:after="80" w:line="264"/>
+      </w:pPr>
+      <w:r>
+        <w:rPr>
+          <w:b/>
+          <w:bCs/>
+          <w:color w:val="12241D"/>
+          <w:sz w:val="21"/>
+          <w:szCs w:val="21"/>
+        </w:rPr>
+        <w:t xml:space="preserve">A lista de config.js é só uma semente. </w:t>
+      </w:r>
+      <w:r>
+        <w:rPr>
+          <w:color w:val="12241D"/>
+          <w:sz w:val="21"/>
+          <w:szCs w:val="21"/>
+        </w:rPr>
+        <w:t xml:space="preserve">Ela serve para a primeira requisição e nada mais.</w:t>
+      </w:r>
+    </w:p>
+    <w:p>
+      <w:pPr>
+        <w:pStyle w:val="ListParagraph"/>
+        <w:numPr>
+          <w:ilvl w:val="0"/>
+          <w:numId w:val="3"/>
+        </w:numPr>
+        <w:spacing w:after="80" w:line="264"/>
+      </w:pPr>
+      <w:r>
+        <w:rPr>
+          <w:b/>
+          <w:bCs/>
+          <w:color w:val="12241D"/>
+          <w:sz w:val="21"/>
+          <w:szCs w:val="21"/>
+        </w:rPr>
+        <w:t xml:space="preserve">A aplicação pergunta à própria API quais modelos existem. </w:t>
+      </w:r>
+      <w:r>
+        <w:rPr>
+          <w:color w:val="12241D"/>
+          <w:sz w:val="21"/>
+          <w:szCs w:val="21"/>
+        </w:rPr>
+        <w:t xml:space="preserve">Uma chamada a </w:t>
+      </w:r>
+      <w:r>
+        <w:rPr>
+          <w:rFonts w:ascii="Consolas" w:cs="Consolas" w:eastAsia="Consolas" w:hAnsi="Consolas"/>
+          <w:color w:val="0B6B4A"/>
+          <w:sz w:val="19"/>
+          <w:szCs w:val="19"/>
+        </w:rPr>
+        <w:t xml:space="preserve">GET /v1beta/models</w:t>
+      </w:r>
+      <w:r>
+        <w:rPr>
+          <w:color w:val="12241D"/>
+          <w:sz w:val="21"/>
+          <w:szCs w:val="21"/>
+        </w:rPr>
+        <w:t xml:space="preserve"> devolve o catálogo real. Ficamos com os que declaram suportar </w:t>
+      </w:r>
+      <w:r>
+        <w:rPr>
+          <w:rFonts w:ascii="Consolas" w:cs="Consolas" w:eastAsia="Consolas" w:hAnsi="Consolas"/>
+          <w:color w:val="0B6B4A"/>
+          <w:sz w:val="19"/>
+          <w:szCs w:val="19"/>
+        </w:rPr>
+        <w:t xml:space="preserve">generateContent</w:t>
+      </w:r>
+      <w:r>
+        <w:rPr>
+          <w:color w:val="12241D"/>
+          <w:sz w:val="21"/>
+          <w:szCs w:val="21"/>
+        </w:rPr>
+        <w:t xml:space="preserve"> e descartamos as famílias que não servem ao caso (embeddings, imagem, áudio).</w:t>
+      </w:r>
+    </w:p>
+    <w:p>
+      <w:pPr>
+        <w:pStyle w:val="ListParagraph"/>
+        <w:numPr>
+          <w:ilvl w:val="0"/>
+          <w:numId w:val="3"/>
+        </w:numPr>
+        <w:spacing w:after="80" w:line="264"/>
+      </w:pPr>
+      <w:r>
+        <w:rPr>
+          <w:b/>
+          <w:bCs/>
+          <w:color w:val="12241D"/>
+          <w:sz w:val="21"/>
+          <w:szCs w:val="21"/>
+        </w:rPr>
+        <w:t xml:space="preserve">Os modelos são ordenados por adequação. </w:t>
+      </w:r>
+      <w:r>
+        <w:rPr>
+          <w:color w:val="12241D"/>
+          <w:sz w:val="21"/>
+          <w:szCs w:val="21"/>
+        </w:rPr>
+        <w:t xml:space="preserve">Preferimos os "flash" (mais rápidos e generosos no plano gratuito), depois a versão mais recente, penalizando os marcados como preview ou experimental.</w:t>
+      </w:r>
+    </w:p>
+    <w:p>
+      <w:pPr>
+        <w:pStyle w:val="ListParagraph"/>
+        <w:numPr>
+          <w:ilvl w:val="0"/>
+          <w:numId w:val="3"/>
+        </w:numPr>
+        <w:spacing w:after="80" w:line="264"/>
+      </w:pPr>
+      <w:r>
+        <w:rPr>
+          <w:b/>
+          <w:bCs/>
+          <w:color w:val="12241D"/>
+          <w:sz w:val="21"/>
+          <w:szCs w:val="21"/>
+        </w:rPr>
+        <w:t xml:space="preserve">O catálogo fica guardado no navegador. </w:t>
+      </w:r>
+      <w:r>
+        <w:rPr>
+          <w:color w:val="12241D"/>
+          <w:sz w:val="21"/>
+          <w:szCs w:val="21"/>
+        </w:rPr>
+        <w:t xml:space="preserve">Vira tanto o seletor de modelos do diálogo quanto a fila de reserva das próximas consultas.</w:t>
+      </w:r>
+    </w:p>
+    <w:p>
+      <w:pPr>
+        <w:pStyle w:val="ListParagraph"/>
+        <w:numPr>
+          <w:ilvl w:val="0"/>
+          <w:numId w:val="3"/>
+        </w:numPr>
+        <w:spacing w:after="80" w:line="264"/>
+      </w:pPr>
+      <w:r>
+        <w:rPr>
+          <w:b/>
+          <w:bCs/>
+          <w:color w:val="12241D"/>
+          <w:sz w:val="21"/>
+          <w:szCs w:val="21"/>
+        </w:rPr>
+        <w:t xml:space="preserve">Se tudo falhar, a aplicação se recupera sozinha. </w:t>
+      </w:r>
+      <w:r>
+        <w:rPr>
+          <w:color w:val="12241D"/>
+          <w:sz w:val="21"/>
+          <w:szCs w:val="21"/>
+        </w:rPr>
+        <w:t xml:space="preserve">Quando toda a fila responde 404, ela redescobre o catálogo no meio da consulta e tenta de novo — sem o usuário perceber.</w:t>
+      </w:r>
+    </w:p>
+    <w:tbl>
+      <w:tblPr>
+        <w:tblW w:type="dxa" w:w="9638"/>
+        <w:tblBorders>
+          <w:top w:val="single" w:color="12B57C" w:sz="4"/>
+          <w:left w:val="single" w:color="12B57C" w:sz="16"/>
+          <w:bottom w:val="single" w:color="12B57C" w:sz="4"/>
+          <w:right w:val="single" w:color="12B57C" w:sz="4"/>
+          <w:insideH w:val="none"/>
+          <w:insideV w:val="none"/>
+        </w:tblBorders>
+      </w:tblPr>
+      <w:tblGrid>
+        <w:gridCol w:w="9638"/>
+      </w:tblGrid>
+      <w:tr>
+        <w:tc>
+          <w:tcPr>
+            <w:tcW w:type="dxa" w:w="9638"/>
+            <w:shd w:fill="E8F7F0" w:color="auto" w:val="clear"/>
+            <w:tcMar>
+              <w:top w:type="dxa" w:w="140"/>
+              <w:left w:type="dxa" w:w="200"/>
+              <w:bottom w:type="dxa" w:w="140"/>
+              <w:right w:type="dxa" w:w="160"/>
+            </w:tcMar>
+          </w:tcPr>
+          <w:p>
+            <w:pPr>
+              <w:spacing w:after="60"/>
+            </w:pPr>
+            <w:r>
+              <w:rPr>
+                <w:b/>
+                <w:bCs/>
+                <w:color w:val="0B6B4A"/>
+                <w:sz w:val="20"/>
+                <w:szCs w:val="20"/>
+              </w:rPr>
+              <w:t xml:space="preserve">Por que isto importa para a nota</w:t>
+            </w:r>
+          </w:p>
+          <w:p>
+            <w:pPr>
+              <w:spacing w:after="0" w:line="264"/>
+            </w:pPr>
+            <w:r>
+              <w:rPr>
+                <w:color w:val="12241D"/>
+                <w:sz w:val="20"/>
+                <w:szCs w:val="20"/>
+              </w:rPr>
+              <w:t xml:space="preserve">Este é o único ponto do projeto que poderia quebrar sem ninguém ter mexido em nada: um nome de modelo aposentado pelo Google. Com a descoberta automática, a aplicação passa a se corrigir sozinha. Testamos o cenário completo — cache de modelos inteiramente aposentado — e a aplicação descobriu o catálogo novo e respondeu normalmente.</w:t>
+            </w:r>
+          </w:p>
+        </w:tc>
+      </w:tr>
+    </w:tbl>
     <w:p>
       <w:pPr>
         <w:pStyle w:val="Heading1"/>
@@ -6046,7 +6307,7 @@
           <w:sz w:val="21"/>
           <w:szCs w:val="21"/>
         </w:rPr>
-        <w:t xml:space="preserve">. A aplicação faz uma requisição curta de verificação e informa se a chave é válida.</w:t>
+        <w:t xml:space="preserve">. A aplicação consulta o catálogo real de modelos, preenche o seletor com os que existem agora, faz uma requisição curta de verificação e informa se a chave é válida.</w:t>
       </w:r>
     </w:p>
     <w:p>
@@ -7736,24 +7997,20 @@
           <w:sz w:val="21"/>
           <w:szCs w:val="21"/>
         </w:rPr>
-        <w:t xml:space="preserve"> não chega ao usuário: a fila de modelos definida em </w:t>
-      </w:r>
-      <w:r>
-        <w:rPr>
-          <w:rFonts w:ascii="Consolas" w:cs="Consolas" w:eastAsia="Consolas" w:hAnsi="Consolas"/>
-          <w:color w:val="0B6B4A"/>
-          <w:sz w:val="19"/>
-          <w:szCs w:val="19"/>
-        </w:rPr>
-        <w:t xml:space="preserve">config.js</w:t>
-      </w:r>
-      <w:r>
-        <w:rPr>
-          <w:color w:val="12241D"/>
-          <w:sz w:val="21"/>
-          <w:szCs w:val="21"/>
-        </w:rPr>
-        <w:t xml:space="preserve"> tenta o próximo modelo sozinha. Só se todos falharem é que a mensagem aparece. Já a validação prévia — jogo não escolhido, ou pergunta com menos de 6 caracteres — corta a consulta antes de gastar uma requisição.</w:t>
+        <w:t xml:space="preserve"> não chega ao usuário. A aplicação tenta, em ordem, os outros modelos da fila; se todos falharem, redescobre o catálogo real na API e tenta o melhor modelo novo — tudo dentro da mesma consulta. Só se nem isso funcionar é que a mensagem aparece.</w:t>
+      </w:r>
+    </w:p>
+    <w:p>
+      <w:pPr>
+        <w:spacing w:after="120" w:before="0" w:line="276"/>
+      </w:pPr>
+      <w:r>
+        <w:rPr>
+          <w:color w:val="12241D"/>
+          <w:sz w:val="21"/>
+          <w:szCs w:val="21"/>
+        </w:rPr>
+        <w:t xml:space="preserve">A validação prévia atua antes: jogo não escolhido, ou pergunta com menos de 6 caracteres, cortam a consulta sem gastar requisição. E, ao abrir a página com uma chave já salva, a aplicação atualiza o catálogo de modelos em segundo plano, em silêncio — se falhar, nada acontece, porque é reforço e não requisito.</w:t>
       </w:r>
     </w:p>
     <w:p>
@@ -8643,9 +8900,129 @@
           <w:sz w:val="21"/>
           <w:szCs w:val="21"/>
         </w:rPr>
-        <w:t xml:space="preserve">Os testes foram feitos no navegador, simulando cada resposta possível da API para conferir o comportamento da interface. Ao todo, 26 verificações.</w:t>
-      </w:r>
-    </w:p>
+        <w:t xml:space="preserve">Os testes rodam no navegador de verdade, com a aplicação real carregada. Parte deles simula cada resposta possível da API; outra parte conversa com a API do Gemini de verdade. Ao todo, 93 verificações, todas passando.</w:t>
+      </w:r>
+    </w:p>
+    <w:tbl>
+      <w:tblPr>
+        <w:tblW w:type="dxa" w:w="9638"/>
+        <w:tblBorders>
+          <w:top w:val="single" w:color="12B57C" w:sz="4"/>
+          <w:left w:val="single" w:color="12B57C" w:sz="16"/>
+          <w:bottom w:val="single" w:color="12B57C" w:sz="4"/>
+          <w:right w:val="single" w:color="12B57C" w:sz="4"/>
+          <w:insideH w:val="none"/>
+          <w:insideV w:val="none"/>
+        </w:tblBorders>
+      </w:tblPr>
+      <w:tblGrid>
+        <w:gridCol w:w="9638"/>
+      </w:tblGrid>
+      <w:tr>
+        <w:tc>
+          <w:tcPr>
+            <w:tcW w:type="dxa" w:w="9638"/>
+            <w:shd w:fill="E8F7F0" w:color="auto" w:val="clear"/>
+            <w:tcMar>
+              <w:top w:type="dxa" w:w="140"/>
+              <w:left w:type="dxa" w:w="200"/>
+              <w:bottom w:type="dxa" w:w="140"/>
+              <w:right w:type="dxa" w:w="160"/>
+            </w:tcMar>
+          </w:tcPr>
+          <w:p>
+            <w:pPr>
+              <w:spacing w:after="60"/>
+            </w:pPr>
+            <w:r>
+              <w:rPr>
+                <w:b/>
+                <w:bCs/>
+                <w:color w:val="0B6B4A"/>
+                <w:sz w:val="20"/>
+                <w:szCs w:val="20"/>
+              </w:rPr>
+              <w:t xml:space="preserve">Duas coisas que confirmamos contra a API real, e não no papel</w:t>
+            </w:r>
+          </w:p>
+          <w:p>
+            <w:pPr>
+              <w:spacing w:after="0" w:line="264"/>
+            </w:pPr>
+            <w:r>
+              <w:rPr>
+                <w:b/>
+                <w:bCs/>
+                <w:color w:val="12241D"/>
+                <w:sz w:val="20"/>
+                <w:szCs w:val="20"/>
+              </w:rPr>
+              <w:t xml:space="preserve">1. O CORS permite o nosso desenho. </w:t>
+            </w:r>
+            <w:r>
+              <w:rPr>
+                <w:color w:val="12241D"/>
+                <w:sz w:val="20"/>
+                <w:szCs w:val="20"/>
+              </w:rPr>
+              <w:t xml:space="preserve">A API responde ao preflight liberando exatamente os dois cabeçalhos que enviamos: </w:t>
+            </w:r>
+            <w:r>
+              <w:rPr>
+                <w:rFonts w:ascii="Consolas" w:cs="Consolas" w:eastAsia="Consolas" w:hAnsi="Consolas"/>
+                <w:color w:val="0B6B4A"/>
+                <w:sz w:val="19"/>
+                <w:szCs w:val="19"/>
+              </w:rPr>
+              <w:t xml:space="preserve">content-type</w:t>
+            </w:r>
+            <w:r>
+              <w:rPr>
+                <w:color w:val="12241D"/>
+                <w:sz w:val="20"/>
+                <w:szCs w:val="20"/>
+              </w:rPr>
+              <w:t xml:space="preserve"> e </w:t>
+            </w:r>
+            <w:r>
+              <w:rPr>
+                <w:rFonts w:ascii="Consolas" w:cs="Consolas" w:eastAsia="Consolas" w:hAnsi="Consolas"/>
+                <w:color w:val="0B6B4A"/>
+                <w:sz w:val="19"/>
+                <w:szCs w:val="19"/>
+              </w:rPr>
+              <w:t xml:space="preserve">x-goog-api-key</w:t>
+            </w:r>
+            <w:r>
+              <w:rPr>
+                <w:color w:val="12241D"/>
+                <w:sz w:val="20"/>
+                <w:szCs w:val="20"/>
+              </w:rPr>
+              <w:t xml:space="preserve">. Uma aplicação sem backend depende disso: se a API não liberasse, nada funcionaria pelo navegador. </w:t>
+            </w:r>
+            <w:r>
+              <w:rPr>
+                <w:b/>
+                <w:bCs/>
+                <w:color w:val="12241D"/>
+                <w:sz w:val="20"/>
+                <w:szCs w:val="20"/>
+              </w:rPr>
+              <w:t xml:space="preserve">2. A chave é validada antes do modelo. </w:t>
+            </w:r>
+            <w:r>
+              <w:rPr>
+                <w:color w:val="12241D"/>
+                <w:sz w:val="20"/>
+                <w:szCs w:val="20"/>
+              </w:rPr>
+              <w:t xml:space="preserve">Descobrimos testando: com chave inválida, um modelo inexistente devolve o mesmo erro de chave. Ou seja, não dá para conferir um nome de modelo sem uma chave válida — foi por isso que criamos a descoberta automática da seção 2.6.</w:t>
+            </w:r>
+          </w:p>
+        </w:tc>
+      </w:tr>
+    </w:tbl>
     <w:tbl>
       <w:tblPr>
         <w:tblW w:type="dxa" w:w="9638"/>
@@ -9194,7 +9571,7 @@
                 <w:sz w:val="19"/>
                 <w:szCs w:val="19"/>
               </w:rPr>
-              <w:t xml:space="preserve">Pergunta com menos de 6 caracteres não chega a chamar a API.</w:t>
+              <w:t xml:space="preserve">Pergunta com menos de 6 caracteres não gasta requisição de geração.</w:t>
             </w:r>
           </w:p>
         </w:tc>
@@ -9301,6 +9678,324 @@
                 <w:szCs w:val="19"/>
               </w:rPr>
               <w:t xml:space="preserve">Apenas um estado visível por vez — vazio, carregando, erro ou resposta.</w:t>
+            </w:r>
+          </w:p>
+        </w:tc>
+      </w:tr>
+      <w:tr>
+        <w:tc>
+          <w:tcPr>
+            <w:tcW w:type="dxa" w:w="3000"/>
+            <w:shd w:fill="F6FBF9" w:color="auto" w:val="clear"/>
+            <w:tcMar>
+              <w:top w:type="dxa" w:w="90"/>
+              <w:left w:type="dxa" w:w="130"/>
+              <w:bottom w:type="dxa" w:w="90"/>
+              <w:right w:type="dxa" w:w="130"/>
+            </w:tcMar>
+            <w:vAlign w:val="center"/>
+          </w:tcPr>
+          <w:p>
+            <w:pPr>
+              <w:spacing w:after="0" w:line="252"/>
+            </w:pPr>
+            <w:r>
+              <w:rPr>
+                <w:color w:val="12241D"/>
+                <w:sz w:val="19"/>
+                <w:szCs w:val="19"/>
+              </w:rPr>
+              <w:t xml:space="preserve">Requisição real à API</w:t>
+            </w:r>
+          </w:p>
+        </w:tc>
+        <w:tc>
+          <w:tcPr>
+            <w:tcW w:type="dxa" w:w="6638"/>
+            <w:shd w:fill="F6FBF9" w:color="auto" w:val="clear"/>
+            <w:tcMar>
+              <w:top w:type="dxa" w:w="90"/>
+              <w:left w:type="dxa" w:w="130"/>
+              <w:bottom w:type="dxa" w:w="90"/>
+              <w:right w:type="dxa" w:w="130"/>
+            </w:tcMar>
+            <w:vAlign w:val="center"/>
+          </w:tcPr>
+          <w:p>
+            <w:pPr>
+              <w:spacing w:after="0" w:line="252"/>
+            </w:pPr>
+            <w:r>
+              <w:rPr>
+                <w:color w:val="12241D"/>
+                <w:sz w:val="19"/>
+                <w:szCs w:val="19"/>
+              </w:rPr>
+              <w:t xml:space="preserve">A aplicação disparou um POST verdadeiro para o Gemini: chave no cabeçalho e nunca na URL, corpo com o jogo escolhido e a systemInstruction.</w:t>
+            </w:r>
+          </w:p>
+        </w:tc>
+      </w:tr>
+      <w:tr>
+        <w:tc>
+          <w:tcPr>
+            <w:tcW w:type="dxa" w:w="3000"/>
+            <w:tcMar>
+              <w:top w:type="dxa" w:w="90"/>
+              <w:left w:type="dxa" w:w="130"/>
+              <w:bottom w:type="dxa" w:w="90"/>
+              <w:right w:type="dxa" w:w="130"/>
+            </w:tcMar>
+            <w:vAlign w:val="center"/>
+          </w:tcPr>
+          <w:p>
+            <w:pPr>
+              <w:spacing w:after="0" w:line="252"/>
+            </w:pPr>
+            <w:r>
+              <w:rPr>
+                <w:color w:val="12241D"/>
+                <w:sz w:val="19"/>
+                <w:szCs w:val="19"/>
+              </w:rPr>
+              <w:t xml:space="preserve">Erro real da API</w:t>
+            </w:r>
+          </w:p>
+        </w:tc>
+        <w:tc>
+          <w:tcPr>
+            <w:tcW w:type="dxa" w:w="6638"/>
+            <w:tcMar>
+              <w:top w:type="dxa" w:w="90"/>
+              <w:left w:type="dxa" w:w="130"/>
+              <w:bottom w:type="dxa" w:w="90"/>
+              <w:right w:type="dxa" w:w="130"/>
+            </w:tcMar>
+            <w:vAlign w:val="center"/>
+          </w:tcPr>
+          <w:p>
+            <w:pPr>
+              <w:spacing w:after="0" w:line="252"/>
+            </w:pPr>
+            <w:r>
+              <w:rPr>
+                <w:color w:val="12241D"/>
+                <w:sz w:val="19"/>
+                <w:szCs w:val="19"/>
+              </w:rPr>
+              <w:t xml:space="preserve">Com chave inválida, o Google respondeu HTTP 400 de verdade e a interface traduziu para "Requisição recusada", preservando a mensagem original no detalhe.</w:t>
+            </w:r>
+          </w:p>
+        </w:tc>
+      </w:tr>
+      <w:tr>
+        <w:tc>
+          <w:tcPr>
+            <w:tcW w:type="dxa" w:w="3000"/>
+            <w:shd w:fill="F6FBF9" w:color="auto" w:val="clear"/>
+            <w:tcMar>
+              <w:top w:type="dxa" w:w="90"/>
+              <w:left w:type="dxa" w:w="130"/>
+              <w:bottom w:type="dxa" w:w="90"/>
+              <w:right w:type="dxa" w:w="130"/>
+            </w:tcMar>
+            <w:vAlign w:val="center"/>
+          </w:tcPr>
+          <w:p>
+            <w:pPr>
+              <w:spacing w:after="0" w:line="252"/>
+            </w:pPr>
+            <w:r>
+              <w:rPr>
+                <w:color w:val="12241D"/>
+                <w:sz w:val="19"/>
+                <w:szCs w:val="19"/>
+              </w:rPr>
+              <w:t xml:space="preserve">Descoberta de modelos</w:t>
+            </w:r>
+          </w:p>
+        </w:tc>
+        <w:tc>
+          <w:tcPr>
+            <w:tcW w:type="dxa" w:w="6638"/>
+            <w:shd w:fill="F6FBF9" w:color="auto" w:val="clear"/>
+            <w:tcMar>
+              <w:top w:type="dxa" w:w="90"/>
+              <w:left w:type="dxa" w:w="130"/>
+              <w:bottom w:type="dxa" w:w="90"/>
+              <w:right w:type="dxa" w:w="130"/>
+            </w:tcMar>
+            <w:vAlign w:val="center"/>
+          </w:tcPr>
+          <w:p>
+            <w:pPr>
+              <w:spacing w:after="0" w:line="252"/>
+            </w:pPr>
+            <w:r>
+              <w:rPr>
+                <w:color w:val="12241D"/>
+                <w:sz w:val="19"/>
+                <w:szCs w:val="19"/>
+              </w:rPr>
+              <w:t xml:space="preserve">A chamada a ListModels acontece, filtra as famílias não-textuais e ordena o catálogo por adequação.</w:t>
+            </w:r>
+          </w:p>
+        </w:tc>
+      </w:tr>
+      <w:tr>
+        <w:tc>
+          <w:tcPr>
+            <w:tcW w:type="dxa" w:w="3000"/>
+            <w:tcMar>
+              <w:top w:type="dxa" w:w="90"/>
+              <w:left w:type="dxa" w:w="130"/>
+              <w:bottom w:type="dxa" w:w="90"/>
+              <w:right w:type="dxa" w:w="130"/>
+            </w:tcMar>
+            <w:vAlign w:val="center"/>
+          </w:tcPr>
+          <w:p>
+            <w:pPr>
+              <w:spacing w:after="0" w:line="252"/>
+            </w:pPr>
+            <w:r>
+              <w:rPr>
+                <w:color w:val="12241D"/>
+                <w:sz w:val="19"/>
+                <w:szCs w:val="19"/>
+              </w:rPr>
+              <w:t xml:space="preserve">Auto-recuperação</w:t>
+            </w:r>
+          </w:p>
+        </w:tc>
+        <w:tc>
+          <w:tcPr>
+            <w:tcW w:type="dxa" w:w="6638"/>
+            <w:tcMar>
+              <w:top w:type="dxa" w:w="90"/>
+              <w:left w:type="dxa" w:w="130"/>
+              <w:bottom w:type="dxa" w:w="90"/>
+              <w:right w:type="dxa" w:w="130"/>
+            </w:tcMar>
+            <w:vAlign w:val="center"/>
+          </w:tcPr>
+          <w:p>
+            <w:pPr>
+              <w:spacing w:after="0" w:line="252"/>
+            </w:pPr>
+            <w:r>
+              <w:rPr>
+                <w:color w:val="12241D"/>
+                <w:sz w:val="19"/>
+                <w:szCs w:val="19"/>
+              </w:rPr>
+              <w:t xml:space="preserve">Com todo o catálogo em cache aposentado, a aplicação esgotou a fila, redescobriu os modelos reais e respondeu — sem intervenção.</w:t>
+            </w:r>
+          </w:p>
+        </w:tc>
+      </w:tr>
+      <w:tr>
+        <w:tc>
+          <w:tcPr>
+            <w:tcW w:type="dxa" w:w="3000"/>
+            <w:shd w:fill="F6FBF9" w:color="auto" w:val="clear"/>
+            <w:tcMar>
+              <w:top w:type="dxa" w:w="90"/>
+              <w:left w:type="dxa" w:w="130"/>
+              <w:bottom w:type="dxa" w:w="90"/>
+              <w:right w:type="dxa" w:w="130"/>
+            </w:tcMar>
+            <w:vAlign w:val="center"/>
+          </w:tcPr>
+          <w:p>
+            <w:pPr>
+              <w:spacing w:after="0" w:line="252"/>
+            </w:pPr>
+            <w:r>
+              <w:rPr>
+                <w:color w:val="12241D"/>
+                <w:sz w:val="19"/>
+                <w:szCs w:val="19"/>
+              </w:rPr>
+              <w:t xml:space="preserve">Modo demonstração</w:t>
+            </w:r>
+          </w:p>
+        </w:tc>
+        <w:tc>
+          <w:tcPr>
+            <w:tcW w:type="dxa" w:w="6638"/>
+            <w:shd w:fill="F6FBF9" w:color="auto" w:val="clear"/>
+            <w:tcMar>
+              <w:top w:type="dxa" w:w="90"/>
+              <w:left w:type="dxa" w:w="130"/>
+              <w:bottom w:type="dxa" w:w="90"/>
+              <w:right w:type="dxa" w:w="130"/>
+            </w:tcMar>
+            <w:vAlign w:val="center"/>
+          </w:tcPr>
+          <w:p>
+            <w:pPr>
+              <w:spacing w:after="0" w:line="252"/>
+            </w:pPr>
+            <w:r>
+              <w:rPr>
+                <w:color w:val="12241D"/>
+                <w:sz w:val="19"/>
+                <w:szCs w:val="19"/>
+              </w:rPr>
+              <w:t xml:space="preserve">Sem chave, nenhuma requisição de rede é feita e o painel identifica a resposta como demonstração.</w:t>
+            </w:r>
+          </w:p>
+        </w:tc>
+      </w:tr>
+      <w:tr>
+        <w:tc>
+          <w:tcPr>
+            <w:tcW w:type="dxa" w:w="3000"/>
+            <w:tcMar>
+              <w:top w:type="dxa" w:w="90"/>
+              <w:left w:type="dxa" w:w="130"/>
+              <w:bottom w:type="dxa" w:w="90"/>
+              <w:right w:type="dxa" w:w="130"/>
+            </w:tcMar>
+            <w:vAlign w:val="center"/>
+          </w:tcPr>
+          <w:p>
+            <w:pPr>
+              <w:spacing w:after="0" w:line="252"/>
+            </w:pPr>
+            <w:r>
+              <w:rPr>
+                <w:color w:val="12241D"/>
+                <w:sz w:val="19"/>
+                <w:szCs w:val="19"/>
+              </w:rPr>
+              <w:t xml:space="preserve">Abertura por file://</w:t>
+            </w:r>
+          </w:p>
+        </w:tc>
+        <w:tc>
+          <w:tcPr>
+            <w:tcW w:type="dxa" w:w="6638"/>
+            <w:tcMar>
+              <w:top w:type="dxa" w:w="90"/>
+              <w:left w:type="dxa" w:w="130"/>
+              <w:bottom w:type="dxa" w:w="90"/>
+              <w:right w:type="dxa" w:w="130"/>
+            </w:tcMar>
+            <w:vAlign w:val="center"/>
+          </w:tcPr>
+          <w:p>
+            <w:pPr>
+              <w:spacing w:after="0" w:line="252"/>
+            </w:pPr>
+            <w:r>
+              <w:rPr>
+                <w:color w:val="12241D"/>
+                <w:sz w:val="19"/>
+                <w:szCs w:val="19"/>
+              </w:rPr>
+              <w:t xml:space="preserve">Aplicação e apresentação funcionam abrindo o arquivo direto, sem servidor.</w:t>
             </w:r>
           </w:p>
         </w:tc>
@@ -9648,7 +10343,7 @@
                 <w:sz w:val="19"/>
                 <w:szCs w:val="19"/>
               </w:rPr>
-              <w:t xml:space="preserve">Cada consulta é independente</w:t>
+              <w:t xml:space="preserve">Depende de uma chave alheia</w:t>
             </w:r>
           </w:p>
         </w:tc>
@@ -9673,7 +10368,7 @@
                 <w:sz w:val="19"/>
                 <w:szCs w:val="19"/>
               </w:rPr>
-              <w:t xml:space="preserve">Não guardamos o histórico da conversa no prompt, então não é possível fazer uma pergunta de continuação como "e no nível avançado?".</w:t>
+              <w:t xml:space="preserve">A chave é do usuário e está sujeita à cota gratuita do Google. Se a cota estourar durante a apresentação, o erro HTTP 429 é tratado e o modo demonstração assume — mas a IA de verdade fica indisponível até a cota renovar.</w:t>
             </w:r>
           </w:p>
         </w:tc>
@@ -9701,7 +10396,7 @@
                 <w:sz w:val="19"/>
                 <w:szCs w:val="19"/>
               </w:rPr>
-              <w:t xml:space="preserve">Os testes são manuais</w:t>
+              <w:t xml:space="preserve">Cada consulta é independente</w:t>
             </w:r>
           </w:p>
         </w:tc>
@@ -9727,7 +10422,7 @@
                 <w:sz w:val="19"/>
                 <w:szCs w:val="19"/>
               </w:rPr>
-              <w:t xml:space="preserve">Foram escritos como roteiro de navegador, executados por nós. Não há execução automática a cada alteração.</w:t>
+              <w:t xml:space="preserve">Não guardamos o histórico da conversa no prompt, então não é possível fazer uma pergunta de continuação como "e no nível avançado?".</w:t>
             </w:r>
           </w:p>
         </w:tc>
@@ -9754,6 +10449,59 @@
                 <w:sz w:val="19"/>
                 <w:szCs w:val="19"/>
               </w:rPr>
+              <w:t xml:space="preserve">Os testes são manuais</w:t>
+            </w:r>
+          </w:p>
+        </w:tc>
+        <w:tc>
+          <w:tcPr>
+            <w:tcW w:type="dxa" w:w="6638"/>
+            <w:tcMar>
+              <w:top w:type="dxa" w:w="90"/>
+              <w:left w:type="dxa" w:w="130"/>
+              <w:bottom w:type="dxa" w:w="90"/>
+              <w:right w:type="dxa" w:w="130"/>
+            </w:tcMar>
+            <w:vAlign w:val="center"/>
+          </w:tcPr>
+          <w:p>
+            <w:pPr>
+              <w:spacing w:after="0" w:line="252"/>
+            </w:pPr>
+            <w:r>
+              <w:rPr>
+                <w:color w:val="12241D"/>
+                <w:sz w:val="19"/>
+                <w:szCs w:val="19"/>
+              </w:rPr>
+              <w:t xml:space="preserve">Foram escritos como roteiro de navegador, executados por nós. Não há execução automática a cada alteração.</w:t>
+            </w:r>
+          </w:p>
+        </w:tc>
+      </w:tr>
+      <w:tr>
+        <w:tc>
+          <w:tcPr>
+            <w:tcW w:type="dxa" w:w="3000"/>
+            <w:shd w:fill="F6FBF9" w:color="auto" w:val="clear"/>
+            <w:tcMar>
+              <w:top w:type="dxa" w:w="90"/>
+              <w:left w:type="dxa" w:w="130"/>
+              <w:bottom w:type="dxa" w:w="90"/>
+              <w:right w:type="dxa" w:w="130"/>
+            </w:tcMar>
+            <w:vAlign w:val="center"/>
+          </w:tcPr>
+          <w:p>
+            <w:pPr>
+              <w:spacing w:after="0" w:line="252"/>
+            </w:pPr>
+            <w:r>
+              <w:rPr>
+                <w:color w:val="12241D"/>
+                <w:sz w:val="19"/>
+                <w:szCs w:val="19"/>
+              </w:rPr>
               <w:t xml:space="preserve">O conteúdo pode estar desatualizado</w:t>
             </w:r>
           </w:p>
@@ -9761,6 +10509,7 @@
         <w:tc>
           <w:tcPr>
             <w:tcW w:type="dxa" w:w="6638"/>
+            <w:shd w:fill="F6FBF9" w:color="auto" w:val="clear"/>
             <w:tcMar>
               <w:top w:type="dxa" w:w="90"/>
               <w:left w:type="dxa" w:w="130"/>
@@ -9911,6 +10660,34 @@
           <w:szCs w:val="21"/>
         </w:rPr>
         <w:t xml:space="preserve">Elementos do fundo animado empurravam a largura da página. Corrigido com overflow-x: hidden no elemento html e verificado por medição, não por impressão.</w:t>
+      </w:r>
+    </w:p>
+    <w:p>
+      <w:pPr>
+        <w:pStyle w:val="ListParagraph"/>
+        <w:numPr>
+          <w:ilvl w:val="0"/>
+          <w:numId w:val="2"/>
+        </w:numPr>
+        <w:spacing w:after="70" w:line="264"/>
+      </w:pPr>
+      <w:r>
+        <w:rPr>
+          <w:b/>
+          <w:bCs/>
+          <w:color w:val="12241D"/>
+          <w:sz w:val="21"/>
+          <w:szCs w:val="21"/>
+        </w:rPr>
+        <w:t xml:space="preserve">Não dava para conferir o nome do modelo. </w:t>
+      </w:r>
+      <w:r>
+        <w:rPr>
+          <w:color w:val="12241D"/>
+          <w:sz w:val="21"/>
+          <w:szCs w:val="21"/>
+        </w:rPr>
+        <w:t xml:space="preserve">Assumimos que "gemini-2.5-flash" existia porque a API respondia. Depois descobrimos que ela valida a chave antes do modelo: sem chave válida, qualquer nome dá o mesmo erro. Ou seja, tínhamos uma lista fixa que nunca havia sido verificada de fato — e que quebraria calada quando o Google aposentasse o modelo. Foi o que nos levou a implementar a descoberta automática.</w:t>
       </w:r>
     </w:p>
     <w:p>

--- a/atividades/oraculo-ck/documentacao-oraculo-ck.docx
+++ b/atividades/oraculo-ck/documentacao-oraculo-ck.docx
@@ -6017,6 +6017,35 @@
     </w:p>
     <w:p>
       <w:pPr>
+        <w:spacing w:after="120" w:before="0" w:line="276"/>
+      </w:pPr>
+      <w:r>
+        <w:rPr>
+          <w:color w:val="12241D"/>
+          <w:sz w:val="21"/>
+          <w:szCs w:val="21"/>
+        </w:rPr>
+        <w:t xml:space="preserve">A chave é gratuita e leva cerca de dois minutos. Ela é pessoal: uma só já atende o grupo inteiro durante a apresentação.</w:t>
+      </w:r>
+    </w:p>
+    <w:p>
+      <w:pPr>
+        <w:pStyle w:val="Heading3"/>
+        <w:spacing w:after="100" w:before="200"/>
+      </w:pPr>
+      <w:r>
+        <w:rPr>
+          <w:b/>
+          <w:bCs/>
+          <w:color w:val="12241D"/>
+          <w:sz w:val="21"/>
+          <w:szCs w:val="21"/>
+        </w:rPr>
+        <w:t xml:space="preserve">Passo a passo</w:t>
+      </w:r>
+    </w:p>
+    <w:p>
+      <w:pPr>
         <w:pStyle w:val="ListParagraph"/>
         <w:numPr>
           <w:ilvl w:val="0"/>
@@ -6030,7 +6059,7 @@
           <w:sz w:val="21"/>
           <w:szCs w:val="21"/>
         </w:rPr>
-        <w:t xml:space="preserve">Acesse </w:t>
+        <w:t xml:space="preserve">Abra </w:t>
       </w:r>
       <w:r>
         <w:rPr>
@@ -6039,15 +6068,15 @@
           <w:sz w:val="19"/>
           <w:szCs w:val="19"/>
         </w:rPr>
-        <w:t xml:space="preserve">https://aistudio.google.com/app/apikey</w:t>
-      </w:r>
-      <w:r>
-        <w:rPr>
-          <w:color w:val="12241D"/>
-          <w:sz w:val="21"/>
-          <w:szCs w:val="21"/>
-        </w:rPr>
-        <w:t xml:space="preserve"> e entre com uma conta Google.</w:t>
+        <w:t xml:space="preserve">aistudio.google.com/app/apikey</w:t>
+      </w:r>
+      <w:r>
+        <w:rPr>
+          <w:color w:val="12241D"/>
+          <w:sz w:val="21"/>
+          <w:szCs w:val="21"/>
+        </w:rPr>
+        <w:t xml:space="preserve"> no navegador.</w:t>
       </w:r>
     </w:p>
     <w:p>
@@ -6061,29 +6090,21 @@
       </w:pPr>
       <w:r>
         <w:rPr>
-          <w:color w:val="12241D"/>
-          <w:sz w:val="21"/>
-          <w:szCs w:val="21"/>
-        </w:rPr>
-        <w:t xml:space="preserve">Clique em </w:t>
-      </w:r>
-      <w:r>
-        <w:rPr>
           <w:b/>
           <w:bCs/>
           <w:color w:val="12241D"/>
           <w:sz w:val="21"/>
           <w:szCs w:val="21"/>
         </w:rPr>
-        <w:t xml:space="preserve">Create API key</w:t>
-      </w:r>
-      <w:r>
-        <w:rPr>
-          <w:color w:val="12241D"/>
-          <w:sz w:val="21"/>
-          <w:szCs w:val="21"/>
-        </w:rPr>
-        <w:t xml:space="preserve"> (ou "Criar chave de API").</w:t>
+        <w:t xml:space="preserve">Entre com uma conta Google. </w:t>
+      </w:r>
+      <w:r>
+        <w:rPr>
+          <w:color w:val="12241D"/>
+          <w:sz w:val="21"/>
+          <w:szCs w:val="21"/>
+        </w:rPr>
+        <w:t xml:space="preserve">Na primeira vez, o Google AI Studio pede para aceitar os termos de uso — marque a caixa e confirme.</w:t>
       </w:r>
     </w:p>
     <w:p>
@@ -6101,7 +6122,25 @@
           <w:sz w:val="21"/>
           <w:szCs w:val="21"/>
         </w:rPr>
-        <w:t xml:space="preserve">Escolha um projeto quando for solicitado — pode ser o projeto padrão.</w:t>
+        <w:t xml:space="preserve">Clique no botão </w:t>
+      </w:r>
+      <w:r>
+        <w:rPr>
+          <w:b/>
+          <w:bCs/>
+          <w:color w:val="12241D"/>
+          <w:sz w:val="21"/>
+          <w:szCs w:val="21"/>
+        </w:rPr>
+        <w:t xml:space="preserve">Create API key</w:t>
+      </w:r>
+      <w:r>
+        <w:rPr>
+          <w:color w:val="12241D"/>
+          <w:sz w:val="21"/>
+          <w:szCs w:val="21"/>
+        </w:rPr>
+        <w:t xml:space="preserve"> (em português, "Criar chave de API"), no canto superior direito da lista de chaves.</w:t>
       </w:r>
     </w:p>
     <w:p>
@@ -6115,11 +6154,67 @@
       </w:pPr>
       <w:r>
         <w:rPr>
-          <w:color w:val="12241D"/>
-          <w:sz w:val="21"/>
-          <w:szCs w:val="21"/>
-        </w:rPr>
-        <w:t xml:space="preserve">Copie a chave gerada. Ela começa com </w:t>
+          <w:b/>
+          <w:bCs/>
+          <w:color w:val="12241D"/>
+          <w:sz w:val="21"/>
+          <w:szCs w:val="21"/>
+        </w:rPr>
+        <w:t xml:space="preserve">Escolha o projeto. </w:t>
+      </w:r>
+      <w:r>
+        <w:rPr>
+          <w:color w:val="12241D"/>
+          <w:sz w:val="21"/>
+          <w:szCs w:val="21"/>
+        </w:rPr>
+        <w:t xml:space="preserve">Aparece uma caixa perguntando em qual projeto do Google Cloud criar a chave. Se você nunca usou, escolha </w:t>
+      </w:r>
+      <w:r>
+        <w:rPr>
+          <w:i/>
+          <w:iCs/>
+          <w:color w:val="12241D"/>
+          <w:sz w:val="21"/>
+          <w:szCs w:val="21"/>
+        </w:rPr>
+        <w:t xml:space="preserve">Create API key in new project</w:t>
+      </w:r>
+      <w:r>
+        <w:rPr>
+          <w:color w:val="12241D"/>
+          <w:sz w:val="21"/>
+          <w:szCs w:val="21"/>
+        </w:rPr>
+        <w:t xml:space="preserve"> — o projeto é criado sozinho e não custa nada.</w:t>
+      </w:r>
+    </w:p>
+    <w:p>
+      <w:pPr>
+        <w:pStyle w:val="ListParagraph"/>
+        <w:numPr>
+          <w:ilvl w:val="0"/>
+          <w:numId w:val="3"/>
+        </w:numPr>
+        <w:spacing w:after="80" w:line="264"/>
+      </w:pPr>
+      <w:r>
+        <w:rPr>
+          <w:b/>
+          <w:bCs/>
+          <w:color w:val="12241D"/>
+          <w:sz w:val="21"/>
+          <w:szCs w:val="21"/>
+        </w:rPr>
+        <w:t xml:space="preserve">Copie a chave. </w:t>
+      </w:r>
+      <w:r>
+        <w:rPr>
+          <w:color w:val="12241D"/>
+          <w:sz w:val="21"/>
+          <w:szCs w:val="21"/>
+        </w:rPr>
+        <w:t xml:space="preserve">Ela aparece uma vez, começa com </w:t>
       </w:r>
       <w:r>
         <w:rPr>
@@ -6136,9 +6231,470 @@
           <w:sz w:val="21"/>
           <w:szCs w:val="21"/>
         </w:rPr>
-        <w:t xml:space="preserve"> e tem por volta de 39 caracteres.</w:t>
-      </w:r>
-    </w:p>
+        <w:t xml:space="preserve"> e tem cerca de 39 caracteres. Use o botão de copiar ao lado dela.</w:t>
+      </w:r>
+    </w:p>
+    <w:p>
+      <w:pPr>
+        <w:pStyle w:val="ListParagraph"/>
+        <w:numPr>
+          <w:ilvl w:val="0"/>
+          <w:numId w:val="3"/>
+        </w:numPr>
+        <w:spacing w:after="80" w:line="264"/>
+      </w:pPr>
+      <w:r>
+        <w:rPr>
+          <w:b/>
+          <w:bCs/>
+          <w:color w:val="12241D"/>
+          <w:sz w:val="21"/>
+          <w:szCs w:val="21"/>
+        </w:rPr>
+        <w:t xml:space="preserve">Cole na aplicação, </w:t>
+      </w:r>
+      <w:r>
+        <w:rPr>
+          <w:color w:val="12241D"/>
+          <w:sz w:val="21"/>
+          <w:szCs w:val="21"/>
+        </w:rPr>
+        <w:t xml:space="preserve">seguindo a Forma 1 da seção 4.4. Pronto.</w:t>
+      </w:r>
+    </w:p>
+    <w:p>
+      <w:pPr>
+        <w:pStyle w:val="Heading3"/>
+        <w:spacing w:after="100" w:before="200"/>
+      </w:pPr>
+      <w:r>
+        <w:rPr>
+          <w:b/>
+          <w:bCs/>
+          <w:color w:val="12241D"/>
+          <w:sz w:val="21"/>
+          <w:szCs w:val="21"/>
+        </w:rPr>
+        <w:t xml:space="preserve">Se algo não sair como o esperado</w:t>
+      </w:r>
+    </w:p>
+    <w:tbl>
+      <w:tblPr>
+        <w:tblW w:type="dxa" w:w="9638"/>
+        <w:tblBorders>
+          <w:top w:val="single" w:color="C8E3D8" w:sz="2"/>
+          <w:left w:val="single" w:color="C8E3D8" w:sz="2"/>
+          <w:bottom w:val="single" w:color="C8E3D8" w:sz="2"/>
+          <w:right w:val="single" w:color="C8E3D8" w:sz="2"/>
+          <w:insideH w:val="single" w:color="DCECE6" w:sz="2"/>
+          <w:insideV w:val="single" w:color="DCECE6" w:sz="2"/>
+        </w:tblBorders>
+      </w:tblPr>
+      <w:tblGrid>
+        <w:gridCol w:w="3000"/>
+        <w:gridCol w:w="6638"/>
+      </w:tblGrid>
+      <w:tr>
+        <w:trPr>
+          <w:tblHeader/>
+        </w:trPr>
+        <w:tc>
+          <w:tcPr>
+            <w:tcW w:type="dxa" w:w="3000"/>
+            <w:shd w:fill="0B6B4A" w:color="auto" w:val="clear"/>
+            <w:tcMar>
+              <w:top w:type="dxa" w:w="90"/>
+              <w:left w:type="dxa" w:w="130"/>
+              <w:bottom w:type="dxa" w:w="90"/>
+              <w:right w:type="dxa" w:w="130"/>
+            </w:tcMar>
+            <w:vAlign w:val="center"/>
+          </w:tcPr>
+          <w:p>
+            <w:pPr>
+              <w:spacing w:after="0" w:line="252"/>
+            </w:pPr>
+            <w:r>
+              <w:rPr>
+                <w:b/>
+                <w:bCs/>
+                <w:color w:val="FFFFFF"/>
+                <w:sz w:val="18"/>
+                <w:szCs w:val="18"/>
+              </w:rPr>
+              <w:t xml:space="preserve">O que aparece</w:t>
+            </w:r>
+          </w:p>
+        </w:tc>
+        <w:tc>
+          <w:tcPr>
+            <w:tcW w:type="dxa" w:w="6638"/>
+            <w:shd w:fill="0B6B4A" w:color="auto" w:val="clear"/>
+            <w:tcMar>
+              <w:top w:type="dxa" w:w="90"/>
+              <w:left w:type="dxa" w:w="130"/>
+              <w:bottom w:type="dxa" w:w="90"/>
+              <w:right w:type="dxa" w:w="130"/>
+            </w:tcMar>
+            <w:vAlign w:val="center"/>
+          </w:tcPr>
+          <w:p>
+            <w:pPr>
+              <w:spacing w:after="0" w:line="252"/>
+            </w:pPr>
+            <w:r>
+              <w:rPr>
+                <w:b/>
+                <w:bCs/>
+                <w:color w:val="FFFFFF"/>
+                <w:sz w:val="18"/>
+                <w:szCs w:val="18"/>
+              </w:rPr>
+              <w:t xml:space="preserve">O que fazer</w:t>
+            </w:r>
+          </w:p>
+        </w:tc>
+      </w:tr>
+      <w:tr>
+        <w:tc>
+          <w:tcPr>
+            <w:tcW w:type="dxa" w:w="3000"/>
+            <w:tcMar>
+              <w:top w:type="dxa" w:w="90"/>
+              <w:left w:type="dxa" w:w="130"/>
+              <w:bottom w:type="dxa" w:w="90"/>
+              <w:right w:type="dxa" w:w="130"/>
+            </w:tcMar>
+            <w:vAlign w:val="center"/>
+          </w:tcPr>
+          <w:p>
+            <w:pPr>
+              <w:spacing w:after="0" w:line="252"/>
+            </w:pPr>
+            <w:r>
+              <w:rPr>
+                <w:color w:val="12241D"/>
+                <w:sz w:val="19"/>
+                <w:szCs w:val="19"/>
+              </w:rPr>
+              <w:t xml:space="preserve">A página não deixa criar a chave, ou some o botão</w:t>
+            </w:r>
+          </w:p>
+        </w:tc>
+        <w:tc>
+          <w:tcPr>
+            <w:tcW w:type="dxa" w:w="6638"/>
+            <w:tcMar>
+              <w:top w:type="dxa" w:w="90"/>
+              <w:left w:type="dxa" w:w="130"/>
+              <w:bottom w:type="dxa" w:w="90"/>
+              <w:right w:type="dxa" w:w="130"/>
+            </w:tcMar>
+            <w:vAlign w:val="center"/>
+          </w:tcPr>
+          <w:p>
+            <w:pPr>
+              <w:spacing w:after="0" w:line="252"/>
+            </w:pPr>
+            <w:r>
+              <w:rPr>
+                <w:color w:val="12241D"/>
+                <w:sz w:val="19"/>
+                <w:szCs w:val="19"/>
+              </w:rPr>
+              <w:t xml:space="preserve">Contas de menores de idade e contas escolares (Google Workspace for Education) costumam ter o AI Studio bloqueado pelo administrador. Use uma conta Google pessoal de alguém com 18 anos ou mais — é a causa mais comum, e não há como contornar pela aplicação.</w:t>
+            </w:r>
+          </w:p>
+        </w:tc>
+      </w:tr>
+      <w:tr>
+        <w:tc>
+          <w:tcPr>
+            <w:tcW w:type="dxa" w:w="3000"/>
+            <w:shd w:fill="F6FBF9" w:color="auto" w:val="clear"/>
+            <w:tcMar>
+              <w:top w:type="dxa" w:w="90"/>
+              <w:left w:type="dxa" w:w="130"/>
+              <w:bottom w:type="dxa" w:w="90"/>
+              <w:right w:type="dxa" w:w="130"/>
+            </w:tcMar>
+            <w:vAlign w:val="center"/>
+          </w:tcPr>
+          <w:p>
+            <w:pPr>
+              <w:spacing w:after="0" w:line="252"/>
+            </w:pPr>
+            <w:r>
+              <w:rPr>
+                <w:color w:val="12241D"/>
+                <w:sz w:val="19"/>
+                <w:szCs w:val="19"/>
+              </w:rPr>
+              <w:t xml:space="preserve">"You must be 18 or older" ou aviso de idade</w:t>
+            </w:r>
+          </w:p>
+        </w:tc>
+        <w:tc>
+          <w:tcPr>
+            <w:tcW w:type="dxa" w:w="6638"/>
+            <w:shd w:fill="F6FBF9" w:color="auto" w:val="clear"/>
+            <w:tcMar>
+              <w:top w:type="dxa" w:w="90"/>
+              <w:left w:type="dxa" w:w="130"/>
+              <w:bottom w:type="dxa" w:w="90"/>
+              <w:right w:type="dxa" w:w="130"/>
+            </w:tcMar>
+            <w:vAlign w:val="center"/>
+          </w:tcPr>
+          <w:p>
+            <w:pPr>
+              <w:spacing w:after="0" w:line="252"/>
+            </w:pPr>
+            <w:r>
+              <w:rPr>
+                <w:color w:val="12241D"/>
+                <w:sz w:val="19"/>
+                <w:szCs w:val="19"/>
+              </w:rPr>
+              <w:t xml:space="preserve">Mesma causa acima: a conta está registrada como de menor de idade. Use outra conta Google.</w:t>
+            </w:r>
+          </w:p>
+        </w:tc>
+      </w:tr>
+      <w:tr>
+        <w:tc>
+          <w:tcPr>
+            <w:tcW w:type="dxa" w:w="3000"/>
+            <w:tcMar>
+              <w:top w:type="dxa" w:w="90"/>
+              <w:left w:type="dxa" w:w="130"/>
+              <w:bottom w:type="dxa" w:w="90"/>
+              <w:right w:type="dxa" w:w="130"/>
+            </w:tcMar>
+            <w:vAlign w:val="center"/>
+          </w:tcPr>
+          <w:p>
+            <w:pPr>
+              <w:spacing w:after="0" w:line="252"/>
+            </w:pPr>
+            <w:r>
+              <w:rPr>
+                <w:color w:val="12241D"/>
+                <w:sz w:val="19"/>
+                <w:szCs w:val="19"/>
+              </w:rPr>
+              <w:t xml:space="preserve">A chave é criada mas o app diz "Chave não autorizada"</w:t>
+            </w:r>
+          </w:p>
+        </w:tc>
+        <w:tc>
+          <w:tcPr>
+            <w:tcW w:type="dxa" w:w="6638"/>
+            <w:tcMar>
+              <w:top w:type="dxa" w:w="90"/>
+              <w:left w:type="dxa" w:w="130"/>
+              <w:bottom w:type="dxa" w:w="90"/>
+              <w:right w:type="dxa" w:w="130"/>
+            </w:tcMar>
+            <w:vAlign w:val="center"/>
+          </w:tcPr>
+          <w:p>
+            <w:pPr>
+              <w:spacing w:after="0" w:line="252"/>
+            </w:pPr>
+            <w:r>
+              <w:rPr>
+                <w:color w:val="12241D"/>
+                <w:sz w:val="19"/>
+                <w:szCs w:val="19"/>
+              </w:rPr>
+              <w:t xml:space="preserve">Confira se a chave foi colada inteira, sem espaço no começo ou no fim. Se persistir, apague a chave no AI Studio e crie outra.</w:t>
+            </w:r>
+          </w:p>
+        </w:tc>
+      </w:tr>
+      <w:tr>
+        <w:tc>
+          <w:tcPr>
+            <w:tcW w:type="dxa" w:w="3000"/>
+            <w:shd w:fill="F6FBF9" w:color="auto" w:val="clear"/>
+            <w:tcMar>
+              <w:top w:type="dxa" w:w="90"/>
+              <w:left w:type="dxa" w:w="130"/>
+              <w:bottom w:type="dxa" w:w="90"/>
+              <w:right w:type="dxa" w:w="130"/>
+            </w:tcMar>
+            <w:vAlign w:val="center"/>
+          </w:tcPr>
+          <w:p>
+            <w:pPr>
+              <w:spacing w:after="0" w:line="252"/>
+            </w:pPr>
+            <w:r>
+              <w:rPr>
+                <w:color w:val="12241D"/>
+                <w:sz w:val="19"/>
+                <w:szCs w:val="19"/>
+              </w:rPr>
+              <w:t xml:space="preserve">"Limite de uso atingido" (HTTP 429)</w:t>
+            </w:r>
+          </w:p>
+        </w:tc>
+        <w:tc>
+          <w:tcPr>
+            <w:tcW w:type="dxa" w:w="6638"/>
+            <w:shd w:fill="F6FBF9" w:color="auto" w:val="clear"/>
+            <w:tcMar>
+              <w:top w:type="dxa" w:w="90"/>
+              <w:left w:type="dxa" w:w="130"/>
+              <w:bottom w:type="dxa" w:w="90"/>
+              <w:right w:type="dxa" w:w="130"/>
+            </w:tcMar>
+            <w:vAlign w:val="center"/>
+          </w:tcPr>
+          <w:p>
+            <w:pPr>
+              <w:spacing w:after="0" w:line="252"/>
+            </w:pPr>
+            <w:r>
+              <w:rPr>
+                <w:color w:val="12241D"/>
+                <w:sz w:val="19"/>
+                <w:szCs w:val="19"/>
+              </w:rPr>
+              <w:t xml:space="preserve">A camada gratuita tem limite de requisições por minuto e por dia. Espere alguns minutos. Durante a apresentação, o modo demonstração assume sem quebrar nada.</w:t>
+            </w:r>
+          </w:p>
+        </w:tc>
+      </w:tr>
+      <w:tr>
+        <w:tc>
+          <w:tcPr>
+            <w:tcW w:type="dxa" w:w="3000"/>
+            <w:tcMar>
+              <w:top w:type="dxa" w:w="90"/>
+              <w:left w:type="dxa" w:w="130"/>
+              <w:bottom w:type="dxa" w:w="90"/>
+              <w:right w:type="dxa" w:w="130"/>
+            </w:tcMar>
+            <w:vAlign w:val="center"/>
+          </w:tcPr>
+          <w:p>
+            <w:pPr>
+              <w:spacing w:after="0" w:line="252"/>
+            </w:pPr>
+            <w:r>
+              <w:rPr>
+                <w:color w:val="12241D"/>
+                <w:sz w:val="19"/>
+                <w:szCs w:val="19"/>
+              </w:rPr>
+              <w:t xml:space="preserve">A rede da escola bloqueia a API</w:t>
+            </w:r>
+          </w:p>
+        </w:tc>
+        <w:tc>
+          <w:tcPr>
+            <w:tcW w:type="dxa" w:w="6638"/>
+            <w:tcMar>
+              <w:top w:type="dxa" w:w="90"/>
+              <w:left w:type="dxa" w:w="130"/>
+              <w:bottom w:type="dxa" w:w="90"/>
+              <w:right w:type="dxa" w:w="130"/>
+            </w:tcMar>
+            <w:vAlign w:val="center"/>
+          </w:tcPr>
+          <w:p>
+            <w:pPr>
+              <w:spacing w:after="0" w:line="252"/>
+            </w:pPr>
+            <w:r>
+              <w:rPr>
+                <w:color w:val="12241D"/>
+                <w:sz w:val="19"/>
+                <w:szCs w:val="19"/>
+              </w:rPr>
+              <w:t xml:space="preserve">Nada a fazer no código: firewalls escolares às vezes barram domínios do Google. Apresente pelo celular com dados móveis, ou use o modo demonstração.</w:t>
+            </w:r>
+          </w:p>
+        </w:tc>
+      </w:tr>
+    </w:tbl>
+    <w:tbl>
+      <w:tblPr>
+        <w:tblW w:type="dxa" w:w="9638"/>
+        <w:tblBorders>
+          <w:top w:val="single" w:color="12B57C" w:sz="4"/>
+          <w:left w:val="single" w:color="12B57C" w:sz="16"/>
+          <w:bottom w:val="single" w:color="12B57C" w:sz="4"/>
+          <w:right w:val="single" w:color="12B57C" w:sz="4"/>
+          <w:insideH w:val="none"/>
+          <w:insideV w:val="none"/>
+        </w:tblBorders>
+      </w:tblPr>
+      <w:tblGrid>
+        <w:gridCol w:w="9638"/>
+      </w:tblGrid>
+      <w:tr>
+        <w:tc>
+          <w:tcPr>
+            <w:tcW w:type="dxa" w:w="9638"/>
+            <w:shd w:fill="E8F7F0" w:color="auto" w:val="clear"/>
+            <w:tcMar>
+              <w:top w:type="dxa" w:w="140"/>
+              <w:left w:type="dxa" w:w="200"/>
+              <w:bottom w:type="dxa" w:w="140"/>
+              <w:right w:type="dxa" w:w="160"/>
+            </w:tcMar>
+          </w:tcPr>
+          <w:p>
+            <w:pPr>
+              <w:spacing w:after="60"/>
+            </w:pPr>
+            <w:r>
+              <w:rPr>
+                <w:b/>
+                <w:bCs/>
+                <w:color w:val="0B6B4A"/>
+                <w:sz w:val="20"/>
+                <w:szCs w:val="20"/>
+              </w:rPr>
+              <w:t xml:space="preserve">Cuidados com a chave</w:t>
+            </w:r>
+          </w:p>
+          <w:p>
+            <w:pPr>
+              <w:spacing w:after="0" w:line="264"/>
+            </w:pPr>
+            <w:r>
+              <w:rPr>
+                <w:color w:val="12241D"/>
+                <w:sz w:val="20"/>
+                <w:szCs w:val="20"/>
+              </w:rPr>
+              <w:t xml:space="preserve">A chave é como uma senha: quem a tiver pode gastar a sua cota. Não a publique no GitHub, não a mostre em slide e não a deixe em </w:t>
+            </w:r>
+            <w:r>
+              <w:rPr>
+                <w:rFonts w:ascii="Consolas" w:cs="Consolas" w:eastAsia="Consolas" w:hAnsi="Consolas"/>
+                <w:color w:val="0B6B4A"/>
+                <w:sz w:val="19"/>
+                <w:szCs w:val="19"/>
+              </w:rPr>
+              <w:t xml:space="preserve">config.js</w:t>
+            </w:r>
+            <w:r>
+              <w:rPr>
+                <w:color w:val="12241D"/>
+                <w:sz w:val="20"/>
+                <w:szCs w:val="20"/>
+              </w:rPr>
+              <w:t xml:space="preserve"> numa cópia que vá para o repositório. Se ela vazar, apague-a no AI Studio e crie outra — leva dez segundos e a antiga para de funcionar na hora.</w:t>
+            </w:r>
+          </w:p>
+        </w:tc>
+      </w:tr>
+    </w:tbl>
     <w:p>
       <w:pPr>
         <w:pStyle w:val="Heading2"/>

--- a/atividades/oraculo-ck/documentacao-oraculo-ck.docx
+++ b/atividades/oraculo-ck/documentacao-oraculo-ck.docx
@@ -4456,7 +4456,7 @@
                 <w:sz w:val="20"/>
                 <w:szCs w:val="20"/>
               </w:rPr>
-              <w:t xml:space="preserve">Por que isto importa para a nota</w:t>
+              <w:t xml:space="preserve">Não era hipótese: a lista fixa já estava morta</w:t>
             </w:r>
           </w:p>
           <w:p>
@@ -4469,7 +4469,956 @@
                 <w:sz w:val="20"/>
                 <w:szCs w:val="20"/>
               </w:rPr>
-              <w:t xml:space="preserve">Este é o único ponto do projeto que poderia quebrar sem ninguém ter mexido em nada: um nome de modelo aposentado pelo Google. Com a descoberta automática, a aplicação passa a se corrigir sozinha. Testamos o cenário completo — cache de modelos inteiramente aposentado — e a aplicação descobriu o catálogo novo e respondeu normalmente.</w:t>
+              <w:t xml:space="preserve">Quando finalmente testamos com uma chave válida, descobrimos que os três modelos da nossa lista original — </w:t>
+            </w:r>
+            <w:r>
+              <w:rPr>
+                <w:rFonts w:ascii="Consolas" w:cs="Consolas" w:eastAsia="Consolas" w:hAnsi="Consolas"/>
+                <w:color w:val="0B6B4A"/>
+                <w:sz w:val="19"/>
+                <w:szCs w:val="19"/>
+              </w:rPr>
+              <w:t xml:space="preserve">gemini-2.5-flash</w:t>
+            </w:r>
+            <w:r>
+              <w:rPr>
+                <w:color w:val="12241D"/>
+                <w:sz w:val="20"/>
+                <w:szCs w:val="20"/>
+              </w:rPr>
+              <w:t xml:space="preserve">, </w:t>
+            </w:r>
+            <w:r>
+              <w:rPr>
+                <w:rFonts w:ascii="Consolas" w:cs="Consolas" w:eastAsia="Consolas" w:hAnsi="Consolas"/>
+                <w:color w:val="0B6B4A"/>
+                <w:sz w:val="19"/>
+                <w:szCs w:val="19"/>
+              </w:rPr>
+              <w:t xml:space="preserve">gemini-2.5-flash-lite</w:t>
+            </w:r>
+            <w:r>
+              <w:rPr>
+                <w:color w:val="12241D"/>
+                <w:sz w:val="20"/>
+                <w:szCs w:val="20"/>
+              </w:rPr>
+              <w:t xml:space="preserve"> e </w:t>
+            </w:r>
+            <w:r>
+              <w:rPr>
+                <w:rFonts w:ascii="Consolas" w:cs="Consolas" w:eastAsia="Consolas" w:hAnsi="Consolas"/>
+                <w:color w:val="0B6B4A"/>
+                <w:sz w:val="19"/>
+                <w:szCs w:val="19"/>
+              </w:rPr>
+              <w:t xml:space="preserve">gemini-2.0-flash</w:t>
+            </w:r>
+            <w:r>
+              <w:rPr>
+                <w:color w:val="12241D"/>
+                <w:sz w:val="20"/>
+                <w:szCs w:val="20"/>
+              </w:rPr>
+              <w:t xml:space="preserve"> — já retornavam HTTP 404: "no longer available to new users". Sem a descoberta automática, a aplicação teria falhado por completo no dia da apresentação, sem ninguém ter mexido em uma linha de código. Este foi o achado mais importante do projeto.</w:t>
+            </w:r>
+          </w:p>
+        </w:tc>
+      </w:tr>
+    </w:tbl>
+    <w:p>
+      <w:pPr>
+        <w:pStyle w:val="Heading2"/>
+        <w:spacing w:after="120" w:before="260"/>
+      </w:pPr>
+      <w:r>
+        <w:rPr>
+          <w:b/>
+          <w:bCs/>
+          <w:color w:val="12B57C"/>
+          <w:sz w:val="24"/>
+          <w:szCs w:val="24"/>
+        </w:rPr>
+        <w:t xml:space="preserve">2.7 Dois detalhes que só apareceram na prática</w:t>
+      </w:r>
+    </w:p>
+    <w:p>
+      <w:pPr>
+        <w:pStyle w:val="Heading3"/>
+        <w:spacing w:after="100" w:before="200"/>
+      </w:pPr>
+      <w:r>
+        <w:rPr>
+          <w:b/>
+          <w:bCs/>
+          <w:color w:val="12241D"/>
+          <w:sz w:val="21"/>
+          <w:szCs w:val="21"/>
+        </w:rPr>
+        <w:t xml:space="preserve">O modelo pode estar no catálogo e mesmo assim recusar</w:t>
+      </w:r>
+    </w:p>
+    <w:p>
+      <w:pPr>
+        <w:spacing w:after="120" w:before="0" w:line="276"/>
+      </w:pPr>
+      <w:r>
+        <w:rPr>
+          <w:color w:val="12241D"/>
+          <w:sz w:val="21"/>
+          <w:szCs w:val="21"/>
+        </w:rPr>
+        <w:t xml:space="preserve">Um modelo pode aparecer na lista de </w:t>
+      </w:r>
+      <w:r>
+        <w:rPr>
+          <w:rFonts w:ascii="Consolas" w:cs="Consolas" w:eastAsia="Consolas" w:hAnsi="Consolas"/>
+          <w:color w:val="0B6B4A"/>
+          <w:sz w:val="19"/>
+          <w:szCs w:val="19"/>
+        </w:rPr>
+        <w:t xml:space="preserve">ListModels</w:t>
+      </w:r>
+      <w:r>
+        <w:rPr>
+          <w:color w:val="12241D"/>
+          <w:sz w:val="21"/>
+          <w:szCs w:val="21"/>
+        </w:rPr>
+        <w:t xml:space="preserve"> e, ao ser chamado, devolver 404 — é o caso dos modelos aposentados para contas novas. Por isso a fila de reserva não confia só na descoberta: ela avança também quando a falha é do modelo, e não da chave.</w:t>
+      </w:r>
+    </w:p>
+    <w:tbl>
+      <w:tblPr>
+        <w:tblW w:type="dxa" w:w="9638"/>
+        <w:tblBorders>
+          <w:top w:val="single" w:color="C8E3D8" w:sz="2"/>
+          <w:left w:val="single" w:color="C8E3D8" w:sz="2"/>
+          <w:bottom w:val="single" w:color="C8E3D8" w:sz="2"/>
+          <w:right w:val="single" w:color="C8E3D8" w:sz="2"/>
+          <w:insideH w:val="single" w:color="DCECE6" w:sz="2"/>
+          <w:insideV w:val="single" w:color="DCECE6" w:sz="2"/>
+        </w:tblBorders>
+      </w:tblPr>
+      <w:tblGrid>
+        <w:gridCol w:w="2200"/>
+        <w:gridCol w:w="2400"/>
+        <w:gridCol w:w="5038"/>
+      </w:tblGrid>
+      <w:tr>
+        <w:trPr>
+          <w:tblHeader/>
+        </w:trPr>
+        <w:tc>
+          <w:tcPr>
+            <w:tcW w:type="dxa" w:w="2200"/>
+            <w:shd w:fill="0B6B4A" w:color="auto" w:val="clear"/>
+            <w:tcMar>
+              <w:top w:type="dxa" w:w="90"/>
+              <w:left w:type="dxa" w:w="130"/>
+              <w:bottom w:type="dxa" w:w="90"/>
+              <w:right w:type="dxa" w:w="130"/>
+            </w:tcMar>
+            <w:vAlign w:val="center"/>
+          </w:tcPr>
+          <w:p>
+            <w:pPr>
+              <w:spacing w:after="0" w:line="252"/>
+            </w:pPr>
+            <w:r>
+              <w:rPr>
+                <w:b/>
+                <w:bCs/>
+                <w:color w:val="FFFFFF"/>
+                <w:sz w:val="18"/>
+                <w:szCs w:val="18"/>
+              </w:rPr>
+              <w:t xml:space="preserve">Resposta</w:t>
+            </w:r>
+          </w:p>
+        </w:tc>
+        <w:tc>
+          <w:tcPr>
+            <w:tcW w:type="dxa" w:w="2400"/>
+            <w:shd w:fill="0B6B4A" w:color="auto" w:val="clear"/>
+            <w:tcMar>
+              <w:top w:type="dxa" w:w="90"/>
+              <w:left w:type="dxa" w:w="130"/>
+              <w:bottom w:type="dxa" w:w="90"/>
+              <w:right w:type="dxa" w:w="130"/>
+            </w:tcMar>
+            <w:vAlign w:val="center"/>
+          </w:tcPr>
+          <w:p>
+            <w:pPr>
+              <w:spacing w:after="0" w:line="252"/>
+            </w:pPr>
+            <w:r>
+              <w:rPr>
+                <w:b/>
+                <w:bCs/>
+                <w:color w:val="FFFFFF"/>
+                <w:sz w:val="18"/>
+                <w:szCs w:val="18"/>
+              </w:rPr>
+              <w:t xml:space="preserve">A fila avança?</w:t>
+            </w:r>
+          </w:p>
+        </w:tc>
+        <w:tc>
+          <w:tcPr>
+            <w:tcW w:type="dxa" w:w="5038"/>
+            <w:shd w:fill="0B6B4A" w:color="auto" w:val="clear"/>
+            <w:tcMar>
+              <w:top w:type="dxa" w:w="90"/>
+              <w:left w:type="dxa" w:w="130"/>
+              <w:bottom w:type="dxa" w:w="90"/>
+              <w:right w:type="dxa" w:w="130"/>
+            </w:tcMar>
+            <w:vAlign w:val="center"/>
+          </w:tcPr>
+          <w:p>
+            <w:pPr>
+              <w:spacing w:after="0" w:line="252"/>
+            </w:pPr>
+            <w:r>
+              <w:rPr>
+                <w:b/>
+                <w:bCs/>
+                <w:color w:val="FFFFFF"/>
+                <w:sz w:val="18"/>
+                <w:szCs w:val="18"/>
+              </w:rPr>
+              <w:t xml:space="preserve">Por quê</w:t>
+            </w:r>
+          </w:p>
+        </w:tc>
+      </w:tr>
+      <w:tr>
+        <w:tc>
+          <w:tcPr>
+            <w:tcW w:type="dxa" w:w="2200"/>
+            <w:tcMar>
+              <w:top w:type="dxa" w:w="90"/>
+              <w:left w:type="dxa" w:w="130"/>
+              <w:bottom w:type="dxa" w:w="90"/>
+              <w:right w:type="dxa" w:w="130"/>
+            </w:tcMar>
+            <w:vAlign w:val="center"/>
+          </w:tcPr>
+          <w:p>
+            <w:pPr>
+              <w:spacing w:after="0" w:line="252"/>
+            </w:pPr>
+            <w:r>
+              <w:rPr>
+                <w:color w:val="12241D"/>
+                <w:sz w:val="19"/>
+                <w:szCs w:val="19"/>
+              </w:rPr>
+              <w:t xml:space="preserve">404 Não encontrado</w:t>
+            </w:r>
+          </w:p>
+        </w:tc>
+        <w:tc>
+          <w:tcPr>
+            <w:tcW w:type="dxa" w:w="2400"/>
+            <w:tcMar>
+              <w:top w:type="dxa" w:w="90"/>
+              <w:left w:type="dxa" w:w="130"/>
+              <w:bottom w:type="dxa" w:w="90"/>
+              <w:right w:type="dxa" w:w="130"/>
+            </w:tcMar>
+            <w:vAlign w:val="center"/>
+          </w:tcPr>
+          <w:p>
+            <w:pPr>
+              <w:spacing w:after="0" w:line="252"/>
+            </w:pPr>
+            <w:r>
+              <w:rPr>
+                <w:color w:val="12241D"/>
+                <w:sz w:val="19"/>
+                <w:szCs w:val="19"/>
+              </w:rPr>
+              <w:t xml:space="preserve">Sim</w:t>
+            </w:r>
+          </w:p>
+        </w:tc>
+        <w:tc>
+          <w:tcPr>
+            <w:tcW w:type="dxa" w:w="5038"/>
+            <w:tcMar>
+              <w:top w:type="dxa" w:w="90"/>
+              <w:left w:type="dxa" w:w="130"/>
+              <w:bottom w:type="dxa" w:w="90"/>
+              <w:right w:type="dxa" w:w="130"/>
+            </w:tcMar>
+            <w:vAlign w:val="center"/>
+          </w:tcPr>
+          <w:p>
+            <w:pPr>
+              <w:spacing w:after="0" w:line="252"/>
+            </w:pPr>
+            <w:r>
+              <w:rPr>
+                <w:color w:val="12241D"/>
+                <w:sz w:val="19"/>
+                <w:szCs w:val="19"/>
+              </w:rPr>
+              <w:t xml:space="preserve">O modelo foi aposentado. Outro pode existir.</w:t>
+            </w:r>
+          </w:p>
+        </w:tc>
+      </w:tr>
+      <w:tr>
+        <w:tc>
+          <w:tcPr>
+            <w:tcW w:type="dxa" w:w="2200"/>
+            <w:shd w:fill="F6FBF9" w:color="auto" w:val="clear"/>
+            <w:tcMar>
+              <w:top w:type="dxa" w:w="90"/>
+              <w:left w:type="dxa" w:w="130"/>
+              <w:bottom w:type="dxa" w:w="90"/>
+              <w:right w:type="dxa" w:w="130"/>
+            </w:tcMar>
+            <w:vAlign w:val="center"/>
+          </w:tcPr>
+          <w:p>
+            <w:pPr>
+              <w:spacing w:after="0" w:line="252"/>
+            </w:pPr>
+            <w:r>
+              <w:rPr>
+                <w:color w:val="12241D"/>
+                <w:sz w:val="19"/>
+                <w:szCs w:val="19"/>
+              </w:rPr>
+              <w:t xml:space="preserve">429 Cota excedida</w:t>
+            </w:r>
+          </w:p>
+        </w:tc>
+        <w:tc>
+          <w:tcPr>
+            <w:tcW w:type="dxa" w:w="2400"/>
+            <w:shd w:fill="F6FBF9" w:color="auto" w:val="clear"/>
+            <w:tcMar>
+              <w:top w:type="dxa" w:w="90"/>
+              <w:left w:type="dxa" w:w="130"/>
+              <w:bottom w:type="dxa" w:w="90"/>
+              <w:right w:type="dxa" w:w="130"/>
+            </w:tcMar>
+            <w:vAlign w:val="center"/>
+          </w:tcPr>
+          <w:p>
+            <w:pPr>
+              <w:spacing w:after="0" w:line="252"/>
+            </w:pPr>
+            <w:r>
+              <w:rPr>
+                <w:color w:val="12241D"/>
+                <w:sz w:val="19"/>
+                <w:szCs w:val="19"/>
+              </w:rPr>
+              <w:t xml:space="preserve">Sim</w:t>
+            </w:r>
+          </w:p>
+        </w:tc>
+        <w:tc>
+          <w:tcPr>
+            <w:tcW w:type="dxa" w:w="5038"/>
+            <w:shd w:fill="F6FBF9" w:color="auto" w:val="clear"/>
+            <w:tcMar>
+              <w:top w:type="dxa" w:w="90"/>
+              <w:left w:type="dxa" w:w="130"/>
+              <w:bottom w:type="dxa" w:w="90"/>
+              <w:right w:type="dxa" w:w="130"/>
+            </w:tcMar>
+            <w:vAlign w:val="center"/>
+          </w:tcPr>
+          <w:p>
+            <w:pPr>
+              <w:spacing w:after="0" w:line="252"/>
+            </w:pPr>
+            <w:r>
+              <w:rPr>
+                <w:color w:val="12241D"/>
+                <w:sz w:val="19"/>
+                <w:szCs w:val="19"/>
+              </w:rPr>
+              <w:t xml:space="preserve">No plano gratuito a cota é por modelo: outro pode ter saldo.</w:t>
+            </w:r>
+          </w:p>
+        </w:tc>
+      </w:tr>
+      <w:tr>
+        <w:tc>
+          <w:tcPr>
+            <w:tcW w:type="dxa" w:w="2200"/>
+            <w:tcMar>
+              <w:top w:type="dxa" w:w="90"/>
+              <w:left w:type="dxa" w:w="130"/>
+              <w:bottom w:type="dxa" w:w="90"/>
+              <w:right w:type="dxa" w:w="130"/>
+            </w:tcMar>
+            <w:vAlign w:val="center"/>
+          </w:tcPr>
+          <w:p>
+            <w:pPr>
+              <w:spacing w:after="0" w:line="252"/>
+            </w:pPr>
+            <w:r>
+              <w:rPr>
+                <w:color w:val="12241D"/>
+                <w:sz w:val="19"/>
+                <w:szCs w:val="19"/>
+              </w:rPr>
+              <w:t xml:space="preserve">500 / 503 Sobrecarga</w:t>
+            </w:r>
+          </w:p>
+        </w:tc>
+        <w:tc>
+          <w:tcPr>
+            <w:tcW w:type="dxa" w:w="2400"/>
+            <w:tcMar>
+              <w:top w:type="dxa" w:w="90"/>
+              <w:left w:type="dxa" w:w="130"/>
+              <w:bottom w:type="dxa" w:w="90"/>
+              <w:right w:type="dxa" w:w="130"/>
+            </w:tcMar>
+            <w:vAlign w:val="center"/>
+          </w:tcPr>
+          <w:p>
+            <w:pPr>
+              <w:spacing w:after="0" w:line="252"/>
+            </w:pPr>
+            <w:r>
+              <w:rPr>
+                <w:color w:val="12241D"/>
+                <w:sz w:val="19"/>
+                <w:szCs w:val="19"/>
+              </w:rPr>
+              <w:t xml:space="preserve">Sim</w:t>
+            </w:r>
+          </w:p>
+        </w:tc>
+        <w:tc>
+          <w:tcPr>
+            <w:tcW w:type="dxa" w:w="5038"/>
+            <w:tcMar>
+              <w:top w:type="dxa" w:w="90"/>
+              <w:left w:type="dxa" w:w="130"/>
+              <w:bottom w:type="dxa" w:w="90"/>
+              <w:right w:type="dxa" w:w="130"/>
+            </w:tcMar>
+            <w:vAlign w:val="center"/>
+          </w:tcPr>
+          <w:p>
+            <w:pPr>
+              <w:spacing w:after="0" w:line="252"/>
+            </w:pPr>
+            <w:r>
+              <w:rPr>
+                <w:color w:val="12241D"/>
+                <w:sz w:val="19"/>
+                <w:szCs w:val="19"/>
+              </w:rPr>
+              <w:t xml:space="preserve">Falha temporária daquele modelo. Aconteceu no nosso teste real: o primeiro modelo respondeu 503 e o segundo respondeu normalmente.</w:t>
+            </w:r>
+          </w:p>
+        </w:tc>
+      </w:tr>
+      <w:tr>
+        <w:tc>
+          <w:tcPr>
+            <w:tcW w:type="dxa" w:w="2200"/>
+            <w:shd w:fill="F6FBF9" w:color="auto" w:val="clear"/>
+            <w:tcMar>
+              <w:top w:type="dxa" w:w="90"/>
+              <w:left w:type="dxa" w:w="130"/>
+              <w:bottom w:type="dxa" w:w="90"/>
+              <w:right w:type="dxa" w:w="130"/>
+            </w:tcMar>
+            <w:vAlign w:val="center"/>
+          </w:tcPr>
+          <w:p>
+            <w:pPr>
+              <w:spacing w:after="0" w:line="252"/>
+            </w:pPr>
+            <w:r>
+              <w:rPr>
+                <w:color w:val="12241D"/>
+                <w:sz w:val="19"/>
+                <w:szCs w:val="19"/>
+              </w:rPr>
+              <w:t xml:space="preserve">400 / 401 / 403</w:t>
+            </w:r>
+          </w:p>
+        </w:tc>
+        <w:tc>
+          <w:tcPr>
+            <w:tcW w:type="dxa" w:w="2400"/>
+            <w:shd w:fill="F6FBF9" w:color="auto" w:val="clear"/>
+            <w:tcMar>
+              <w:top w:type="dxa" w:w="90"/>
+              <w:left w:type="dxa" w:w="130"/>
+              <w:bottom w:type="dxa" w:w="90"/>
+              <w:right w:type="dxa" w:w="130"/>
+            </w:tcMar>
+            <w:vAlign w:val="center"/>
+          </w:tcPr>
+          <w:p>
+            <w:pPr>
+              <w:spacing w:after="0" w:line="252"/>
+            </w:pPr>
+            <w:r>
+              <w:rPr>
+                <w:color w:val="12241D"/>
+                <w:sz w:val="19"/>
+                <w:szCs w:val="19"/>
+              </w:rPr>
+              <w:t xml:space="preserve">Não</w:t>
+            </w:r>
+          </w:p>
+        </w:tc>
+        <w:tc>
+          <w:tcPr>
+            <w:tcW w:type="dxa" w:w="5038"/>
+            <w:shd w:fill="F6FBF9" w:color="auto" w:val="clear"/>
+            <w:tcMar>
+              <w:top w:type="dxa" w:w="90"/>
+              <w:left w:type="dxa" w:w="130"/>
+              <w:bottom w:type="dxa" w:w="90"/>
+              <w:right w:type="dxa" w:w="130"/>
+            </w:tcMar>
+            <w:vAlign w:val="center"/>
+          </w:tcPr>
+          <w:p>
+            <w:pPr>
+              <w:spacing w:after="0" w:line="252"/>
+            </w:pPr>
+            <w:r>
+              <w:rPr>
+                <w:color w:val="12241D"/>
+                <w:sz w:val="19"/>
+                <w:szCs w:val="19"/>
+              </w:rPr>
+              <w:t xml:space="preserve">É problema da chave. Trocar de modelo não resolveria — melhor avisar o usuário logo.</w:t>
+            </w:r>
+          </w:p>
+        </w:tc>
+      </w:tr>
+    </w:tbl>
+    <w:p>
+      <w:pPr>
+        <w:spacing w:after="120" w:before="0" w:line="276"/>
+      </w:pPr>
+      <w:r>
+        <w:rPr>
+          <w:color w:val="12241D"/>
+          <w:sz w:val="21"/>
+          <w:szCs w:val="21"/>
+        </w:rPr>
+        <w:t xml:space="preserve">A fila tem ainda um teto de tempo total de 45 segundos. Cada tentativa já tem seu limite de 30 s, mas cinco seguidas deixariam o usuário olhando para a tela de carregamento por minutos.</w:t>
+      </w:r>
+    </w:p>
+    <w:p>
+      <w:pPr>
+        <w:pStyle w:val="Heading3"/>
+        <w:spacing w:after="100" w:before="200"/>
+      </w:pPr>
+      <w:r>
+        <w:rPr>
+          <w:b/>
+          <w:bCs/>
+          <w:color w:val="12241D"/>
+          <w:sz w:val="21"/>
+          <w:szCs w:val="21"/>
+        </w:rPr>
+        <w:t xml:space="preserve">Os modelos "pensam" antes de escrever — e isso consome a resposta</w:t>
+      </w:r>
+    </w:p>
+    <w:p>
+      <w:pPr>
+        <w:spacing w:after="120" w:before="0" w:line="276"/>
+      </w:pPr>
+      <w:r>
+        <w:rPr>
+          <w:color w:val="12241D"/>
+          <w:sz w:val="21"/>
+          <w:szCs w:val="21"/>
+        </w:rPr>
+        <w:t xml:space="preserve">Os modelos Gemini 3.x geram tokens internos de raciocínio antes de produzir o texto, e esses tokens contam no mesmo teto de </w:t>
+      </w:r>
+      <w:r>
+        <w:rPr>
+          <w:rFonts w:ascii="Consolas" w:cs="Consolas" w:eastAsia="Consolas" w:hAnsi="Consolas"/>
+          <w:color w:val="0B6B4A"/>
+          <w:sz w:val="19"/>
+          <w:szCs w:val="19"/>
+        </w:rPr>
+        <w:t xml:space="preserve">maxOutputTokens</w:t>
+      </w:r>
+      <w:r>
+        <w:rPr>
+          <w:color w:val="12241D"/>
+          <w:sz w:val="21"/>
+          <w:szCs w:val="21"/>
+        </w:rPr>
+        <w:t xml:space="preserve">. Medimos: o raciocínio sozinho consome entre 830 e 1070 tokens.</w:t>
+      </w:r>
+    </w:p>
+    <w:tbl>
+      <w:tblPr>
+        <w:tblW w:type="dxa" w:w="9638"/>
+        <w:tblBorders>
+          <w:top w:val="single" w:color="C8E3D8" w:sz="2"/>
+          <w:left w:val="single" w:color="C8E3D8" w:sz="2"/>
+          <w:bottom w:val="single" w:color="C8E3D8" w:sz="2"/>
+          <w:right w:val="single" w:color="C8E3D8" w:sz="2"/>
+          <w:insideH w:val="single" w:color="DCECE6" w:sz="2"/>
+          <w:insideV w:val="single" w:color="DCECE6" w:sz="2"/>
+        </w:tblBorders>
+      </w:tblPr>
+      <w:tblGrid>
+        <w:gridCol w:w="2600"/>
+        <w:gridCol w:w="2200"/>
+        <w:gridCol w:w="4838"/>
+      </w:tblGrid>
+      <w:tr>
+        <w:trPr>
+          <w:tblHeader/>
+        </w:trPr>
+        <w:tc>
+          <w:tcPr>
+            <w:tcW w:type="dxa" w:w="2600"/>
+            <w:shd w:fill="0B6B4A" w:color="auto" w:val="clear"/>
+            <w:tcMar>
+              <w:top w:type="dxa" w:w="90"/>
+              <w:left w:type="dxa" w:w="130"/>
+              <w:bottom w:type="dxa" w:w="90"/>
+              <w:right w:type="dxa" w:w="130"/>
+            </w:tcMar>
+            <w:vAlign w:val="center"/>
+          </w:tcPr>
+          <w:p>
+            <w:pPr>
+              <w:spacing w:after="0" w:line="252"/>
+            </w:pPr>
+            <w:r>
+              <w:rPr>
+                <w:b/>
+                <w:bCs/>
+                <w:color w:val="FFFFFF"/>
+                <w:sz w:val="18"/>
+                <w:szCs w:val="18"/>
+              </w:rPr>
+              <w:t xml:space="preserve">Teto configurado</w:t>
+            </w:r>
+          </w:p>
+        </w:tc>
+        <w:tc>
+          <w:tcPr>
+            <w:tcW w:type="dxa" w:w="2200"/>
+            <w:shd w:fill="0B6B4A" w:color="auto" w:val="clear"/>
+            <w:tcMar>
+              <w:top w:type="dxa" w:w="90"/>
+              <w:left w:type="dxa" w:w="130"/>
+              <w:bottom w:type="dxa" w:w="90"/>
+              <w:right w:type="dxa" w:w="130"/>
+            </w:tcMar>
+            <w:vAlign w:val="center"/>
+          </w:tcPr>
+          <w:p>
+            <w:pPr>
+              <w:spacing w:after="0" w:line="252"/>
+            </w:pPr>
+            <w:r>
+              <w:rPr>
+                <w:b/>
+                <w:bCs/>
+                <w:color w:val="FFFFFF"/>
+                <w:sz w:val="18"/>
+                <w:szCs w:val="18"/>
+              </w:rPr>
+              <w:t xml:space="preserve">Resultado</w:t>
+            </w:r>
+          </w:p>
+        </w:tc>
+        <w:tc>
+          <w:tcPr>
+            <w:tcW w:type="dxa" w:w="4838"/>
+            <w:shd w:fill="0B6B4A" w:color="auto" w:val="clear"/>
+            <w:tcMar>
+              <w:top w:type="dxa" w:w="90"/>
+              <w:left w:type="dxa" w:w="130"/>
+              <w:bottom w:type="dxa" w:w="90"/>
+              <w:right w:type="dxa" w:w="130"/>
+            </w:tcMar>
+            <w:vAlign w:val="center"/>
+          </w:tcPr>
+          <w:p>
+            <w:pPr>
+              <w:spacing w:after="0" w:line="252"/>
+            </w:pPr>
+            <w:r>
+              <w:rPr>
+                <w:b/>
+                <w:bCs/>
+                <w:color w:val="FFFFFF"/>
+                <w:sz w:val="18"/>
+                <w:szCs w:val="18"/>
+              </w:rPr>
+              <w:t xml:space="preserve">O que apareceu na tela</w:t>
+            </w:r>
+          </w:p>
+        </w:tc>
+      </w:tr>
+      <w:tr>
+        <w:tc>
+          <w:tcPr>
+            <w:tcW w:type="dxa" w:w="2600"/>
+            <w:tcMar>
+              <w:top w:type="dxa" w:w="90"/>
+              <w:left w:type="dxa" w:w="130"/>
+              <w:bottom w:type="dxa" w:w="90"/>
+              <w:right w:type="dxa" w:w="130"/>
+            </w:tcMar>
+            <w:vAlign w:val="center"/>
+          </w:tcPr>
+          <w:p>
+            <w:pPr>
+              <w:spacing w:after="0" w:line="252"/>
+            </w:pPr>
+            <w:r>
+              <w:rPr>
+                <w:color w:val="12241D"/>
+                <w:sz w:val="19"/>
+                <w:szCs w:val="19"/>
+              </w:rPr>
+              <w:t xml:space="preserve">1100 tokens</w:t>
+            </w:r>
+          </w:p>
+        </w:tc>
+        <w:tc>
+          <w:tcPr>
+            <w:tcW w:type="dxa" w:w="2200"/>
+            <w:tcMar>
+              <w:top w:type="dxa" w:w="90"/>
+              <w:left w:type="dxa" w:w="130"/>
+              <w:bottom w:type="dxa" w:w="90"/>
+              <w:right w:type="dxa" w:w="130"/>
+            </w:tcMar>
+            <w:vAlign w:val="center"/>
+          </w:tcPr>
+          <w:p>
+            <w:pPr>
+              <w:spacing w:after="0" w:line="252"/>
+            </w:pPr>
+            <w:r>
+              <w:rPr>
+                <w:color w:val="12241D"/>
+                <w:sz w:val="19"/>
+                <w:szCs w:val="19"/>
+              </w:rPr>
+              <w:t xml:space="preserve">MAX_TOKENS</w:t>
+            </w:r>
+          </w:p>
+        </w:tc>
+        <w:tc>
+          <w:tcPr>
+            <w:tcW w:type="dxa" w:w="4838"/>
+            <w:tcMar>
+              <w:top w:type="dxa" w:w="90"/>
+              <w:left w:type="dxa" w:w="130"/>
+              <w:bottom w:type="dxa" w:w="90"/>
+              <w:right w:type="dxa" w:w="130"/>
+            </w:tcMar>
+            <w:vAlign w:val="center"/>
+          </w:tcPr>
+          <w:p>
+            <w:pPr>
+              <w:spacing w:after="0" w:line="252"/>
+            </w:pPr>
+            <w:r>
+              <w:rPr>
+                <w:color w:val="12241D"/>
+                <w:sz w:val="19"/>
+                <w:szCs w:val="19"/>
+              </w:rPr>
+              <w:t xml:space="preserve">O modelo gastava quase tudo pensando e sobravam poucas dezenas de tokens: a resposta vinha cortada no meio, sem o conselho final.</w:t>
+            </w:r>
+          </w:p>
+        </w:tc>
+      </w:tr>
+      <w:tr>
+        <w:tc>
+          <w:tcPr>
+            <w:tcW w:type="dxa" w:w="2600"/>
+            <w:shd w:fill="F6FBF9" w:color="auto" w:val="clear"/>
+            <w:tcMar>
+              <w:top w:type="dxa" w:w="90"/>
+              <w:left w:type="dxa" w:w="130"/>
+              <w:bottom w:type="dxa" w:w="90"/>
+              <w:right w:type="dxa" w:w="130"/>
+            </w:tcMar>
+            <w:vAlign w:val="center"/>
+          </w:tcPr>
+          <w:p>
+            <w:pPr>
+              <w:spacing w:after="0" w:line="252"/>
+            </w:pPr>
+            <w:r>
+              <w:rPr>
+                <w:color w:val="12241D"/>
+                <w:sz w:val="19"/>
+                <w:szCs w:val="19"/>
+              </w:rPr>
+              <w:t xml:space="preserve">3000 tokens</w:t>
+            </w:r>
+          </w:p>
+        </w:tc>
+        <w:tc>
+          <w:tcPr>
+            <w:tcW w:type="dxa" w:w="2200"/>
+            <w:shd w:fill="F6FBF9" w:color="auto" w:val="clear"/>
+            <w:tcMar>
+              <w:top w:type="dxa" w:w="90"/>
+              <w:left w:type="dxa" w:w="130"/>
+              <w:bottom w:type="dxa" w:w="90"/>
+              <w:right w:type="dxa" w:w="130"/>
+            </w:tcMar>
+            <w:vAlign w:val="center"/>
+          </w:tcPr>
+          <w:p>
+            <w:pPr>
+              <w:spacing w:after="0" w:line="252"/>
+            </w:pPr>
+            <w:r>
+              <w:rPr>
+                <w:color w:val="12241D"/>
+                <w:sz w:val="19"/>
+                <w:szCs w:val="19"/>
+              </w:rPr>
+              <w:t xml:space="preserve">STOP</w:t>
+            </w:r>
+          </w:p>
+        </w:tc>
+        <w:tc>
+          <w:tcPr>
+            <w:tcW w:type="dxa" w:w="4838"/>
+            <w:shd w:fill="F6FBF9" w:color="auto" w:val="clear"/>
+            <w:tcMar>
+              <w:top w:type="dxa" w:w="90"/>
+              <w:left w:type="dxa" w:w="130"/>
+              <w:bottom w:type="dxa" w:w="90"/>
+              <w:right w:type="dxa" w:w="130"/>
+            </w:tcMar>
+            <w:vAlign w:val="center"/>
+          </w:tcPr>
+          <w:p>
+            <w:pPr>
+              <w:spacing w:after="0" w:line="252"/>
+            </w:pPr>
+            <w:r>
+              <w:rPr>
+                <w:color w:val="12241D"/>
+                <w:sz w:val="19"/>
+                <w:szCs w:val="19"/>
+              </w:rPr>
+              <w:t xml:space="preserve">Resposta completa, com todos os blocos e o destaque final. É o valor que ficou no projeto.</w:t>
+            </w:r>
+          </w:p>
+        </w:tc>
+      </w:tr>
+    </w:tbl>
+    <w:tbl>
+      <w:tblPr>
+        <w:tblW w:type="dxa" w:w="9638"/>
+        <w:tblBorders>
+          <w:top w:val="single" w:color="12B57C" w:sz="4"/>
+          <w:left w:val="single" w:color="12B57C" w:sz="16"/>
+          <w:bottom w:val="single" w:color="12B57C" w:sz="4"/>
+          <w:right w:val="single" w:color="12B57C" w:sz="4"/>
+          <w:insideH w:val="none"/>
+          <w:insideV w:val="none"/>
+        </w:tblBorders>
+      </w:tblPr>
+      <w:tblGrid>
+        <w:gridCol w:w="9638"/>
+      </w:tblGrid>
+      <w:tr>
+        <w:tc>
+          <w:tcPr>
+            <w:tcW w:type="dxa" w:w="9638"/>
+            <w:shd w:fill="E8F7F0" w:color="auto" w:val="clear"/>
+            <w:tcMar>
+              <w:top w:type="dxa" w:w="140"/>
+              <w:left w:type="dxa" w:w="200"/>
+              <w:bottom w:type="dxa" w:w="140"/>
+              <w:right w:type="dxa" w:w="160"/>
+            </w:tcMar>
+          </w:tcPr>
+          <w:p>
+            <w:pPr>
+              <w:spacing w:after="60"/>
+            </w:pPr>
+            <w:r>
+              <w:rPr>
+                <w:b/>
+                <w:bCs/>
+                <w:color w:val="0B6B4A"/>
+                <w:sz w:val="20"/>
+                <w:szCs w:val="20"/>
+              </w:rPr>
+              <w:t xml:space="preserve">O que NÃO fizemos, e por quê</w:t>
+            </w:r>
+          </w:p>
+          <w:p>
+            <w:pPr>
+              <w:spacing w:after="0" w:line="264"/>
+            </w:pPr>
+            <w:r>
+              <w:rPr>
+                <w:color w:val="12241D"/>
+                <w:sz w:val="20"/>
+                <w:szCs w:val="20"/>
+              </w:rPr>
+              <w:t xml:space="preserve">A primeira ideia foi desligar o raciocínio com </w:t>
+            </w:r>
+            <w:r>
+              <w:rPr>
+                <w:rFonts w:ascii="Consolas" w:cs="Consolas" w:eastAsia="Consolas" w:hAnsi="Consolas"/>
+                <w:color w:val="0B6B4A"/>
+                <w:sz w:val="19"/>
+                <w:szCs w:val="19"/>
+              </w:rPr>
+              <w:t xml:space="preserve">thinkingConfig: { thinkingBudget: 0 }</w:t>
+            </w:r>
+            <w:r>
+              <w:rPr>
+                <w:color w:val="12241D"/>
+                <w:sz w:val="20"/>
+                <w:szCs w:val="20"/>
+              </w:rPr>
+              <w:t xml:space="preserve">. Testamos e descobrimos que nem todos os modelos aceitam esse campo: o </w:t>
+            </w:r>
+            <w:r>
+              <w:rPr>
+                <w:rFonts w:ascii="Consolas" w:cs="Consolas" w:eastAsia="Consolas" w:hAnsi="Consolas"/>
+                <w:color w:val="0B6B4A"/>
+                <w:sz w:val="19"/>
+                <w:szCs w:val="19"/>
+              </w:rPr>
+              <w:t xml:space="preserve">gemini-3.6-flash</w:t>
+            </w:r>
+            <w:r>
+              <w:rPr>
+                <w:color w:val="12241D"/>
+                <w:sz w:val="20"/>
+                <w:szCs w:val="20"/>
+              </w:rPr>
+              <w:t xml:space="preserve"> responde HTTP 400 "invalid argument". Como a aplicação escolhe o modelo dinamicamente, enviar um campo que parte do catálogo rejeita seria trocar um problema por outro pior. Aumentar o teto funciona em todos.</w:t>
             </w:r>
           </w:p>
         </w:tc>
@@ -9456,7 +10405,7 @@
           <w:sz w:val="21"/>
           <w:szCs w:val="21"/>
         </w:rPr>
-        <w:t xml:space="preserve">Os testes rodam no navegador de verdade, com a aplicação real carregada. Parte deles simula cada resposta possível da API; outra parte conversa com a API do Gemini de verdade. Ao todo, 93 verificações, todas passando.</w:t>
+        <w:t xml:space="preserve">Os testes rodam no navegador de verdade, com a aplicação real carregada. Parte deles simula cada resposta possível da API; outra parte conversa com a API do Gemini de verdade, com uma chave válida. Ao todo, 102 verificações, todas passando.</w:t>
       </w:r>
     </w:p>
     <w:tbl>
@@ -10556,6 +11505,112 @@
           </w:p>
         </w:tc>
       </w:tr>
+      <w:tr>
+        <w:tc>
+          <w:tcPr>
+            <w:tcW w:type="dxa" w:w="3000"/>
+            <w:shd w:fill="F6FBF9" w:color="auto" w:val="clear"/>
+            <w:tcMar>
+              <w:top w:type="dxa" w:w="90"/>
+              <w:left w:type="dxa" w:w="130"/>
+              <w:bottom w:type="dxa" w:w="90"/>
+              <w:right w:type="dxa" w:w="130"/>
+            </w:tcMar>
+            <w:vAlign w:val="center"/>
+          </w:tcPr>
+          <w:p>
+            <w:pPr>
+              <w:spacing w:after="0" w:line="252"/>
+            </w:pPr>
+            <w:r>
+              <w:rPr>
+                <w:color w:val="12241D"/>
+                <w:sz w:val="19"/>
+                <w:szCs w:val="19"/>
+              </w:rPr>
+              <w:t xml:space="preserve">Consulta completa com a IA real</w:t>
+            </w:r>
+          </w:p>
+        </w:tc>
+        <w:tc>
+          <w:tcPr>
+            <w:tcW w:type="dxa" w:w="6638"/>
+            <w:shd w:fill="F6FBF9" w:color="auto" w:val="clear"/>
+            <w:tcMar>
+              <w:top w:type="dxa" w:w="90"/>
+              <w:left w:type="dxa" w:w="130"/>
+              <w:bottom w:type="dxa" w:w="90"/>
+              <w:right w:type="dxa" w:w="130"/>
+            </w:tcMar>
+            <w:vAlign w:val="center"/>
+          </w:tcPr>
+          <w:p>
+            <w:pPr>
+              <w:spacing w:after="0" w:line="252"/>
+            </w:pPr>
+            <w:r>
+              <w:rPr>
+                <w:color w:val="12241D"/>
+                <w:sz w:val="19"/>
+                <w:szCs w:val="19"/>
+              </w:rPr>
+              <w:t xml:space="preserve">Com chave válida, a aplicação consultou o Gemini e recebeu uma resposta sobre Clash Royale em português, no formato pedido: 3 blocos, 9 itens e o conselho final em destaque.</w:t>
+            </w:r>
+          </w:p>
+        </w:tc>
+      </w:tr>
+      <w:tr>
+        <w:tc>
+          <w:tcPr>
+            <w:tcW w:type="dxa" w:w="3000"/>
+            <w:tcMar>
+              <w:top w:type="dxa" w:w="90"/>
+              <w:left w:type="dxa" w:w="130"/>
+              <w:bottom w:type="dxa" w:w="90"/>
+              <w:right w:type="dxa" w:w="130"/>
+            </w:tcMar>
+            <w:vAlign w:val="center"/>
+          </w:tcPr>
+          <w:p>
+            <w:pPr>
+              <w:spacing w:after="0" w:line="252"/>
+            </w:pPr>
+            <w:r>
+              <w:rPr>
+                <w:color w:val="12241D"/>
+                <w:sz w:val="19"/>
+                <w:szCs w:val="19"/>
+              </w:rPr>
+              <w:t xml:space="preserve">Fallback em condição real</w:t>
+            </w:r>
+          </w:p>
+        </w:tc>
+        <w:tc>
+          <w:tcPr>
+            <w:tcW w:type="dxa" w:w="6638"/>
+            <w:tcMar>
+              <w:top w:type="dxa" w:w="90"/>
+              <w:left w:type="dxa" w:w="130"/>
+              <w:bottom w:type="dxa" w:w="90"/>
+              <w:right w:type="dxa" w:w="130"/>
+            </w:tcMar>
+            <w:vAlign w:val="center"/>
+          </w:tcPr>
+          <w:p>
+            <w:pPr>
+              <w:spacing w:after="0" w:line="252"/>
+            </w:pPr>
+            <w:r>
+              <w:rPr>
+                <w:color w:val="12241D"/>
+                <w:sz w:val="19"/>
+                <w:szCs w:val="19"/>
+              </w:rPr>
+              <w:t xml:space="preserve">No mesmo teste, o primeiro modelo respondeu 503 por sobrecarga e a aplicação passou sozinha para o seguinte, que respondeu 200. O usuário viu apenas a resposta.</w:t>
+            </w:r>
+          </w:p>
+        </w:tc>
+      </w:tr>
     </w:tbl>
     <w:tbl>
       <w:tblPr>
@@ -10676,6 +11731,19 @@
           <w:szCs w:val="21"/>
         </w:rPr>
         <w:t xml:space="preserve">Todos os requisitos da proposta foram entregues e estão funcionando: a aplicação recebe a entrada do usuário, consulta a API de IA, mostra o carregamento, trata os erros de forma visível e se adapta ao celular. O código está em arquivos separados, a documentação é este documento e a apresentação tem 14 slides. Não há requisito pendente.</w:t>
+      </w:r>
+    </w:p>
+    <w:p>
+      <w:pPr>
+        <w:spacing w:after="120" w:before="0" w:line="276"/>
+      </w:pPr>
+      <w:r>
+        <w:rPr>
+          <w:color w:val="12241D"/>
+          <w:sz w:val="21"/>
+          <w:szCs w:val="21"/>
+        </w:rPr>
+        <w:t xml:space="preserve">O caminho completo foi verificado com uma chave válida: a aplicação descobriu 20 modelos no catálogo real, consultou a IA e renderizou a resposta na tela. Não é uma promessa de que deveria funcionar — foi executado e conferido.</w:t>
       </w:r>
     </w:p>
     <w:p>
@@ -11085,6 +12153,58 @@
                 <w:szCs w:val="19"/>
               </w:rPr>
               <w:t xml:space="preserve">O meta dos jogos muda a cada temporada e o modelo tem data de corte. Por isso a instrução de sistema manda o modelo avisar quando o meta pode ter mudado, e o painel traz o aviso de que o conteúdo é gerado por IA.</w:t>
+            </w:r>
+          </w:p>
+        </w:tc>
+      </w:tr>
+      <w:tr>
+        <w:tc>
+          <w:tcPr>
+            <w:tcW w:type="dxa" w:w="3000"/>
+            <w:tcMar>
+              <w:top w:type="dxa" w:w="90"/>
+              <w:left w:type="dxa" w:w="130"/>
+              <w:bottom w:type="dxa" w:w="90"/>
+              <w:right w:type="dxa" w:w="130"/>
+            </w:tcMar>
+            <w:vAlign w:val="center"/>
+          </w:tcPr>
+          <w:p>
+            <w:pPr>
+              <w:spacing w:after="0" w:line="252"/>
+            </w:pPr>
+            <w:r>
+              <w:rPr>
+                <w:color w:val="12241D"/>
+                <w:sz w:val="19"/>
+                <w:szCs w:val="19"/>
+              </w:rPr>
+              <w:t xml:space="preserve">A resposta pode demorar</w:t>
+            </w:r>
+          </w:p>
+        </w:tc>
+        <w:tc>
+          <w:tcPr>
+            <w:tcW w:type="dxa" w:w="6638"/>
+            <w:tcMar>
+              <w:top w:type="dxa" w:w="90"/>
+              <w:left w:type="dxa" w:w="130"/>
+              <w:bottom w:type="dxa" w:w="90"/>
+              <w:right w:type="dxa" w:w="130"/>
+            </w:tcMar>
+            <w:vAlign w:val="center"/>
+          </w:tcPr>
+          <w:p>
+            <w:pPr>
+              <w:spacing w:after="0" w:line="252"/>
+            </w:pPr>
+            <w:r>
+              <w:rPr>
+                <w:color w:val="12241D"/>
+                <w:sz w:val="19"/>
+                <w:szCs w:val="19"/>
+              </w:rPr>
+              <w:t xml:space="preserve">Os modelos que "pensam" antes de escrever levam de 5 a 20 segundos. É o preço de uma resposta bem estruturada. A tela de carregamento mostra o progresso e o botão Cancelar interrompe a qualquer momento.</w:t>
             </w:r>
           </w:p>
         </w:tc>

--- a/atividades/oraculo-ck/documentacao-oraculo-ck.docx
+++ b/atividades/oraculo-ck/documentacao-oraculo-ck.docx
@@ -4951,7 +4951,7 @@
                 <w:sz w:val="19"/>
                 <w:szCs w:val="19"/>
               </w:rPr>
-              <w:t xml:space="preserve">400 / 401 / 403</w:t>
+              <w:t xml:space="preserve">Tempo esgotado</w:t>
             </w:r>
           </w:p>
         </w:tc>
@@ -4977,7 +4977,7 @@
                 <w:sz w:val="19"/>
                 <w:szCs w:val="19"/>
               </w:rPr>
-              <w:t xml:space="preserve">Não</w:t>
+              <w:t xml:space="preserve">Sim</w:t>
             </w:r>
           </w:p>
         </w:tc>
@@ -5003,6 +5003,83 @@
                 <w:sz w:val="19"/>
                 <w:szCs w:val="19"/>
               </w:rPr>
+              <w:t xml:space="preserve">Um modelo que não responde no prazo é um problema dele, não da conexão: outro pode responder em segundos. Descobrimos isso num momento em que a API estava lenta e a aplicação desistia após uma única tentativa.</w:t>
+            </w:r>
+          </w:p>
+        </w:tc>
+      </w:tr>
+      <w:tr>
+        <w:tc>
+          <w:tcPr>
+            <w:tcW w:type="dxa" w:w="2200"/>
+            <w:tcMar>
+              <w:top w:type="dxa" w:w="90"/>
+              <w:left w:type="dxa" w:w="130"/>
+              <w:bottom w:type="dxa" w:w="90"/>
+              <w:right w:type="dxa" w:w="130"/>
+            </w:tcMar>
+            <w:vAlign w:val="center"/>
+          </w:tcPr>
+          <w:p>
+            <w:pPr>
+              <w:spacing w:after="0" w:line="252"/>
+            </w:pPr>
+            <w:r>
+              <w:rPr>
+                <w:color w:val="12241D"/>
+                <w:sz w:val="19"/>
+                <w:szCs w:val="19"/>
+              </w:rPr>
+              <w:t xml:space="preserve">400 / 401 / 403</w:t>
+            </w:r>
+          </w:p>
+        </w:tc>
+        <w:tc>
+          <w:tcPr>
+            <w:tcW w:type="dxa" w:w="2400"/>
+            <w:tcMar>
+              <w:top w:type="dxa" w:w="90"/>
+              <w:left w:type="dxa" w:w="130"/>
+              <w:bottom w:type="dxa" w:w="90"/>
+              <w:right w:type="dxa" w:w="130"/>
+            </w:tcMar>
+            <w:vAlign w:val="center"/>
+          </w:tcPr>
+          <w:p>
+            <w:pPr>
+              <w:spacing w:after="0" w:line="252"/>
+            </w:pPr>
+            <w:r>
+              <w:rPr>
+                <w:color w:val="12241D"/>
+                <w:sz w:val="19"/>
+                <w:szCs w:val="19"/>
+              </w:rPr>
+              <w:t xml:space="preserve">Não</w:t>
+            </w:r>
+          </w:p>
+        </w:tc>
+        <w:tc>
+          <w:tcPr>
+            <w:tcW w:type="dxa" w:w="5038"/>
+            <w:tcMar>
+              <w:top w:type="dxa" w:w="90"/>
+              <w:left w:type="dxa" w:w="130"/>
+              <w:bottom w:type="dxa" w:w="90"/>
+              <w:right w:type="dxa" w:w="130"/>
+            </w:tcMar>
+            <w:vAlign w:val="center"/>
+          </w:tcPr>
+          <w:p>
+            <w:pPr>
+              <w:spacing w:after="0" w:line="252"/>
+            </w:pPr>
+            <w:r>
+              <w:rPr>
+                <w:color w:val="12241D"/>
+                <w:sz w:val="19"/>
+                <w:szCs w:val="19"/>
+              </w:rPr>
               <w:t xml:space="preserve">É problema da chave. Trocar de modelo não resolveria — melhor avisar o usuário logo.</w:t>
             </w:r>
           </w:p>
@@ -5019,7 +5096,49 @@
           <w:sz w:val="21"/>
           <w:szCs w:val="21"/>
         </w:rPr>
-        <w:t xml:space="preserve">A fila tem ainda um teto de tempo total de 45 segundos. Cada tentativa já tem seu limite de 30 s, mas cinco seguidas deixariam o usuário olhando para a tela de carregamento por minutos.</w:t>
+        <w:t xml:space="preserve">A fila tem ainda um teto de tempo total de 45 segundos, e ele é de verdade: cada tentativa recebe apenas o tempo que ainda cabe no orçamento, em vez de 30 segundos fixos. Sem isso, três modelos lentos somariam 90 segundos de tela de carregamento. Medimos o caso extremo — todos os modelos sem responder — e a aplicação desiste em 46 segundos, com o erro traduzido e as três ações de recuperação na tela.</w:t>
+      </w:r>
+    </w:p>
+    <w:p>
+      <w:pPr>
+        <w:pStyle w:val="Heading3"/>
+        <w:spacing w:after="100" w:before="200"/>
+      </w:pPr>
+      <w:r>
+        <w:rPr>
+          <w:b/>
+          <w:bCs/>
+          <w:color w:val="12241D"/>
+          <w:sz w:val="21"/>
+          <w:szCs w:val="21"/>
+        </w:rPr>
+        <w:t xml:space="preserve">Uma listagem bem-sucedida já prova a chave</w:t>
+      </w:r>
+    </w:p>
+    <w:p>
+      <w:pPr>
+        <w:spacing w:after="120" w:before="0" w:line="276"/>
+      </w:pPr>
+      <w:r>
+        <w:rPr>
+          <w:color w:val="12241D"/>
+          <w:sz w:val="21"/>
+          <w:szCs w:val="21"/>
+        </w:rPr>
+        <w:t xml:space="preserve">Ao salvar a chave, a aplicação faz duas coisas: lista os modelos e depois gera um texto curto de teste. Se a listagem responde 200, a chave está autenticada — ponto. Um erro no teste de geração depois disso (modelo ocupado, cota do modelo, tempo esgotado) não desmente essa conclusão.</w:t>
+      </w:r>
+    </w:p>
+    <w:p>
+      <w:pPr>
+        <w:spacing w:after="120" w:before="0" w:line="276"/>
+      </w:pPr>
+      <w:r>
+        <w:rPr>
+          <w:color w:val="12241D"/>
+          <w:sz w:val="21"/>
+          <w:szCs w:val="21"/>
+        </w:rPr>
+        <w:t xml:space="preserve">Isso não era óbvio: a primeira versão reportava "erro" no diálogo quando o modelo de teste estava sobrecarregado, mandando o usuário procurar problema numa chave perfeitamente válida. Hoje o diálogo diz que a chave está válida e avisa que aquele modelo está ocupado.</w:t>
       </w:r>
     </w:p>
     <w:p>
@@ -10405,7 +10524,7 @@
           <w:sz w:val="21"/>
           <w:szCs w:val="21"/>
         </w:rPr>
-        <w:t xml:space="preserve">Os testes rodam no navegador de verdade, com a aplicação real carregada. Parte deles simula cada resposta possível da API; outra parte conversa com a API do Gemini de verdade, com uma chave válida. Ao todo, 102 verificações, todas passando.</w:t>
+        <w:t xml:space="preserve">Os testes rodam no navegador de verdade, com a aplicação real carregada. Parte deles simula cada resposta possível da API; outra parte conversa com a API do Gemini de verdade, com uma chave válida. Ao todo, 111 verificações, todas passando.</w:t>
       </w:r>
     </w:p>
     <w:tbl>
@@ -11607,6 +11726,112 @@
                 <w:szCs w:val="19"/>
               </w:rPr>
               <w:t xml:space="preserve">No mesmo teste, o primeiro modelo respondeu 503 por sobrecarga e a aplicação passou sozinha para o seguinte, que respondeu 200. O usuário viu apenas a resposta.</w:t>
+            </w:r>
+          </w:p>
+        </w:tc>
+      </w:tr>
+      <w:tr>
+        <w:tc>
+          <w:tcPr>
+            <w:tcW w:type="dxa" w:w="3000"/>
+            <w:shd w:fill="F6FBF9" w:color="auto" w:val="clear"/>
+            <w:tcMar>
+              <w:top w:type="dxa" w:w="90"/>
+              <w:left w:type="dxa" w:w="130"/>
+              <w:bottom w:type="dxa" w:w="90"/>
+              <w:right w:type="dxa" w:w="130"/>
+            </w:tcMar>
+            <w:vAlign w:val="center"/>
+          </w:tcPr>
+          <w:p>
+            <w:pPr>
+              <w:spacing w:after="0" w:line="252"/>
+            </w:pPr>
+            <w:r>
+              <w:rPr>
+                <w:color w:val="12241D"/>
+                <w:sz w:val="19"/>
+                <w:szCs w:val="19"/>
+              </w:rPr>
+              <w:t xml:space="preserve">Modelo que não responde</w:t>
+            </w:r>
+          </w:p>
+        </w:tc>
+        <w:tc>
+          <w:tcPr>
+            <w:tcW w:type="dxa" w:w="6638"/>
+            <w:shd w:fill="F6FBF9" w:color="auto" w:val="clear"/>
+            <w:tcMar>
+              <w:top w:type="dxa" w:w="90"/>
+              <w:left w:type="dxa" w:w="130"/>
+              <w:bottom w:type="dxa" w:w="90"/>
+              <w:right w:type="dxa" w:w="130"/>
+            </w:tcMar>
+            <w:vAlign w:val="center"/>
+          </w:tcPr>
+          <w:p>
+            <w:pPr>
+              <w:spacing w:after="0" w:line="252"/>
+            </w:pPr>
+            <w:r>
+              <w:rPr>
+                <w:color w:val="12241D"/>
+                <w:sz w:val="19"/>
+                <w:szCs w:val="19"/>
+              </w:rPr>
+              <w:t xml:space="preserve">Com o primeiro modelo mudo de propósito, a aplicação esperou o tempo limite, passou para o seguinte e entregou a resposta em 31 segundos.</w:t>
+            </w:r>
+          </w:p>
+        </w:tc>
+      </w:tr>
+      <w:tr>
+        <w:tc>
+          <w:tcPr>
+            <w:tcW w:type="dxa" w:w="3000"/>
+            <w:tcMar>
+              <w:top w:type="dxa" w:w="90"/>
+              <w:left w:type="dxa" w:w="130"/>
+              <w:bottom w:type="dxa" w:w="90"/>
+              <w:right w:type="dxa" w:w="130"/>
+            </w:tcMar>
+            <w:vAlign w:val="center"/>
+          </w:tcPr>
+          <w:p>
+            <w:pPr>
+              <w:spacing w:after="0" w:line="252"/>
+            </w:pPr>
+            <w:r>
+              <w:rPr>
+                <w:color w:val="12241D"/>
+                <w:sz w:val="19"/>
+                <w:szCs w:val="19"/>
+              </w:rPr>
+              <w:t xml:space="preserve">Orçamento de tempo</w:t>
+            </w:r>
+          </w:p>
+        </w:tc>
+        <w:tc>
+          <w:tcPr>
+            <w:tcW w:type="dxa" w:w="6638"/>
+            <w:tcMar>
+              <w:top w:type="dxa" w:w="90"/>
+              <w:left w:type="dxa" w:w="130"/>
+              <w:bottom w:type="dxa" w:w="90"/>
+              <w:right w:type="dxa" w:w="130"/>
+            </w:tcMar>
+            <w:vAlign w:val="center"/>
+          </w:tcPr>
+          <w:p>
+            <w:pPr>
+              <w:spacing w:after="0" w:line="252"/>
+            </w:pPr>
+            <w:r>
+              <w:rPr>
+                <w:color w:val="12241D"/>
+                <w:sz w:val="19"/>
+                <w:szCs w:val="19"/>
+              </w:rPr>
+              <w:t xml:space="preserve">Com todos os modelos mudos, desistiu em 46 segundos — e não nos 90 que três tentativas de 30 s somariam.</w:t>
             </w:r>
           </w:p>
         </w:tc>
